--- a/Practicas/Practica 10/Practica10_Liberacion.docx
+++ b/Practicas/Practica 10/Practica10_Liberacion.docx
@@ -66,31 +66,15 @@
           <w:bCs/>
           <w:lang w:val="es-MX"/>
         </w:rPr>
-        <w:t xml:space="preserve">API SID – </w:t>
-      </w:r>
-      <w:r>
-        <w:rPr>
-          <w:b/>
-          <w:bCs/>
-          <w:lang w:val="es-MX"/>
-        </w:rPr>
-        <w:t>Servicios_Soporte/Documento</w:t>
-      </w:r>
-      <w:r>
-        <w:rPr>
-          <w:b/>
-          <w:bCs/>
-          <w:lang w:val="es-MX"/>
-        </w:rPr>
-        <w:t xml:space="preserve"> y </w:t>
-      </w:r>
-      <w:r>
-        <w:rPr>
-          <w:b/>
-          <w:bCs/>
-          <w:lang w:val="es-MX"/>
-        </w:rPr>
-        <w:t>/Servicios_Soporte/Aplicacion</w:t>
+        <w:t>API SID –</w:t>
+      </w:r>
+      <w:r>
+        <w:rPr>
+          <w:b/>
+          <w:bCs/>
+          <w:lang w:val="es-MX"/>
+        </w:rPr>
+        <w:t xml:space="preserve"> F4_Liberación</w:t>
       </w:r>
       <w:r>
         <w:rPr>
@@ -122,7 +106,7 @@
     <w:p>
       <w:r>
         <w:pict w14:anchorId="5FBAE4C0">
-          <v:rect id="_x0000_i1207" style="width:0;height:1.5pt" o:hralign="center" o:hrstd="t" o:hr="t"/>
+          <v:rect id="_x0000_i1082" style="width:0;height:1.5pt" o:hralign="center" o:hrstd="t" o:hr="t"/>
         </w:pict>
       </w:r>
     </w:p>
@@ -178,19 +162,43 @@
         </w:rPr>
         <w:t xml:space="preserve">Que los participantes utilicen </w:t>
       </w:r>
-      <w:r>
-        <w:rPr>
-          <w:b/>
-          <w:bCs/>
-          <w:lang w:val="es-MX"/>
-        </w:rPr>
-        <w:t>Swagger UI</w:t>
-      </w:r>
-      <w:r>
-        <w:rPr>
-          <w:lang w:val="es-MX"/>
-        </w:rPr>
-        <w:t xml:space="preserve"> para autenticarse y probar los endpoints </w:t>
+      <w:proofErr w:type="spellStart"/>
+      <w:r>
+        <w:rPr>
+          <w:b/>
+          <w:bCs/>
+          <w:lang w:val="es-MX"/>
+        </w:rPr>
+        <w:t>Swagger</w:t>
+      </w:r>
+      <w:proofErr w:type="spellEnd"/>
+      <w:r>
+        <w:rPr>
+          <w:b/>
+          <w:bCs/>
+          <w:lang w:val="es-MX"/>
+        </w:rPr>
+        <w:t xml:space="preserve"> UI</w:t>
+      </w:r>
+      <w:r>
+        <w:rPr>
+          <w:lang w:val="es-MX"/>
+        </w:rPr>
+        <w:t xml:space="preserve"> para autenticarse y probar los </w:t>
+      </w:r>
+      <w:proofErr w:type="spellStart"/>
+      <w:r>
+        <w:rPr>
+          <w:lang w:val="es-MX"/>
+        </w:rPr>
+        <w:t>endpoints</w:t>
+      </w:r>
+      <w:proofErr w:type="spellEnd"/>
+      <w:r>
+        <w:rPr>
+          <w:lang w:val="es-MX"/>
+        </w:rPr>
+        <w:t xml:space="preserve"> </w:t>
       </w:r>
       <w:r>
         <w:rPr>
@@ -214,7 +222,7 @@
     <w:p>
       <w:r>
         <w:pict w14:anchorId="1FE67E62">
-          <v:rect id="_x0000_i1208" style="width:0;height:1.5pt" o:hralign="center" o:hrstd="t" o:hr="t"/>
+          <v:rect id="_x0000_i1083" style="width:0;height:1.5pt" o:hralign="center" o:hrstd="t" o:hr="t"/>
         </w:pict>
       </w:r>
     </w:p>
@@ -273,7 +281,21 @@
         <w:rPr>
           <w:lang w:val="es-MX"/>
         </w:rPr>
-        <w:t>URL de Swagger (entregada por el instructor).</w:t>
+        <w:t xml:space="preserve">URL de </w:t>
+      </w:r>
+      <w:proofErr w:type="spellStart"/>
+      <w:r>
+        <w:rPr>
+          <w:lang w:val="es-MX"/>
+        </w:rPr>
+        <w:t>Swagger</w:t>
+      </w:r>
+      <w:proofErr w:type="spellEnd"/>
+      <w:r>
+        <w:rPr>
+          <w:lang w:val="es-MX"/>
+        </w:rPr>
+        <w:t xml:space="preserve"> (entregada por el instructor).</w:t>
       </w:r>
     </w:p>
     <w:p>
@@ -309,7 +331,21 @@
         <w:rPr>
           <w:lang w:val="pt-BR"/>
         </w:rPr>
-        <w:t>Navegador actualizado (Chrome/Edge/Firefox).</w:t>
+        <w:t xml:space="preserve">Navegador </w:t>
+      </w:r>
+      <w:proofErr w:type="spellStart"/>
+      <w:r>
+        <w:rPr>
+          <w:lang w:val="pt-BR"/>
+        </w:rPr>
+        <w:t>actualizado</w:t>
+      </w:r>
+      <w:proofErr w:type="spellEnd"/>
+      <w:r>
+        <w:rPr>
+          <w:lang w:val="pt-BR"/>
+        </w:rPr>
+        <w:t xml:space="preserve"> (Chrome/Edge/Firefox).</w:t>
       </w:r>
     </w:p>
     <w:p>
@@ -349,22 +385,61 @@
         <w:rPr>
           <w:lang w:val="es-MX"/>
         </w:rPr>
-        <w:t xml:space="preserve"> - Todas las peticiones, salvo Login, requieren </w:t>
-      </w:r>
-      <w:r>
-        <w:rPr>
-          <w:b/>
-          <w:bCs/>
-          <w:lang w:val="es-MX"/>
-        </w:rPr>
-        <w:t>Bearer Token</w:t>
-      </w:r>
-      <w:r>
-        <w:rPr>
-          <w:lang w:val="es-MX"/>
-        </w:rPr>
-        <w:t xml:space="preserve"> en el header </w:t>
-      </w:r>
+        <w:t xml:space="preserve"> - Todas las peticiones, salvo </w:t>
+      </w:r>
+      <w:proofErr w:type="spellStart"/>
+      <w:r>
+        <w:rPr>
+          <w:lang w:val="es-MX"/>
+        </w:rPr>
+        <w:t>Login</w:t>
+      </w:r>
+      <w:proofErr w:type="spellEnd"/>
+      <w:r>
+        <w:rPr>
+          <w:lang w:val="es-MX"/>
+        </w:rPr>
+        <w:t xml:space="preserve">, requieren </w:t>
+      </w:r>
+      <w:proofErr w:type="spellStart"/>
+      <w:r>
+        <w:rPr>
+          <w:b/>
+          <w:bCs/>
+          <w:lang w:val="es-MX"/>
+        </w:rPr>
+        <w:t>Bearer</w:t>
+      </w:r>
+      <w:proofErr w:type="spellEnd"/>
+      <w:r>
+        <w:rPr>
+          <w:b/>
+          <w:bCs/>
+          <w:lang w:val="es-MX"/>
+        </w:rPr>
+        <w:t xml:space="preserve"> Token</w:t>
+      </w:r>
+      <w:r>
+        <w:rPr>
+          <w:lang w:val="es-MX"/>
+        </w:rPr>
+        <w:t xml:space="preserve"> en el </w:t>
+      </w:r>
+      <w:proofErr w:type="spellStart"/>
+      <w:r>
+        <w:rPr>
+          <w:lang w:val="es-MX"/>
+        </w:rPr>
+        <w:t>header</w:t>
+      </w:r>
+      <w:proofErr w:type="spellEnd"/>
+      <w:r>
+        <w:rPr>
+          <w:lang w:val="es-MX"/>
+        </w:rPr>
+        <w:t xml:space="preserve"> </w:t>
+      </w:r>
+      <w:proofErr w:type="spellStart"/>
       <w:r>
         <w:rPr>
           <w:b/>
@@ -373,12 +448,14 @@
         </w:rPr>
         <w:t>Authorization</w:t>
       </w:r>
+      <w:proofErr w:type="spellEnd"/>
       <w:r>
         <w:rPr>
           <w:lang w:val="es-MX"/>
         </w:rPr>
         <w:t xml:space="preserve"> (se configura en </w:t>
       </w:r>
+      <w:proofErr w:type="spellStart"/>
       <w:r>
         <w:rPr>
           <w:b/>
@@ -387,11 +464,26 @@
         </w:rPr>
         <w:t>Authorize</w:t>
       </w:r>
-      <w:r>
-        <w:rPr>
-          <w:lang w:val="es-MX"/>
-        </w:rPr>
-        <w:t xml:space="preserve"> de Swagger). - Los JSON de ejemplo son </w:t>
+      <w:proofErr w:type="spellEnd"/>
+      <w:r>
+        <w:rPr>
+          <w:lang w:val="es-MX"/>
+        </w:rPr>
+        <w:t xml:space="preserve"> de </w:t>
+      </w:r>
+      <w:proofErr w:type="spellStart"/>
+      <w:r>
+        <w:rPr>
+          <w:lang w:val="es-MX"/>
+        </w:rPr>
+        <w:t>Swagger</w:t>
+      </w:r>
+      <w:proofErr w:type="spellEnd"/>
+      <w:r>
+        <w:rPr>
+          <w:lang w:val="es-MX"/>
+        </w:rPr>
+        <w:t xml:space="preserve">). - Los JSON de ejemplo son </w:t>
       </w:r>
       <w:r>
         <w:rPr>
@@ -418,7 +510,21 @@
         <w:rPr>
           <w:lang w:val="es-MX"/>
         </w:rPr>
-        <w:t>) del backend.</w:t>
+        <w:t xml:space="preserve">) del </w:t>
+      </w:r>
+      <w:proofErr w:type="spellStart"/>
+      <w:r>
+        <w:rPr>
+          <w:lang w:val="es-MX"/>
+        </w:rPr>
+        <w:t>backend</w:t>
+      </w:r>
+      <w:proofErr w:type="spellEnd"/>
+      <w:r>
+        <w:rPr>
+          <w:lang w:val="es-MX"/>
+        </w:rPr>
+        <w:t>.</w:t>
       </w:r>
     </w:p>
     <w:p>
@@ -430,7 +536,7 @@
       </w:pPr>
       <w:r>
         <w:pict w14:anchorId="33C20417">
-          <v:rect id="_x0000_i1209" style="width:0;height:1.5pt" o:hralign="center" o:hrstd="t" o:hr="t"/>
+          <v:rect id="_x0000_i1084" style="width:0;height:1.5pt" o:hralign="center" o:hrstd="t" o:hr="t"/>
         </w:pict>
       </w:r>
     </w:p>
@@ -547,19 +653,42 @@
           <w:lang w:eastAsia="en-US"/>
         </w:rPr>
       </w:pPr>
+      <w:proofErr w:type="spellStart"/>
       <w:r>
         <w:rPr>
           <w:rFonts w:asciiTheme="minorHAnsi" w:eastAsiaTheme="minorHAnsi" w:hAnsiTheme="minorHAnsi" w:cstheme="minorBidi"/>
           <w:lang w:eastAsia="en-US"/>
         </w:rPr>
-        <w:t>Endpoint para la consulta de los avisos de prueba enviados al LAPEM relacionados con el expediente</w:t>
-      </w:r>
+        <w:t>Endpoint</w:t>
+      </w:r>
+      <w:proofErr w:type="spellEnd"/>
       <w:r>
         <w:rPr>
           <w:rFonts w:asciiTheme="minorHAnsi" w:eastAsiaTheme="minorHAnsi" w:hAnsiTheme="minorHAnsi" w:cstheme="minorBidi"/>
           <w:lang w:eastAsia="en-US"/>
         </w:rPr>
+        <w:t xml:space="preserve"> para la consulta de los avisos de prueba enviados al LAPEM relacionados con el expediente</w:t>
+      </w:r>
+      <w:r>
+        <w:rPr>
+          <w:rFonts w:asciiTheme="minorHAnsi" w:eastAsiaTheme="minorHAnsi" w:hAnsiTheme="minorHAnsi" w:cstheme="minorBidi"/>
+          <w:lang w:eastAsia="en-US"/>
+        </w:rPr>
         <w:t>.</w:t>
+      </w:r>
+    </w:p>
+    <w:p>
+      <w:pPr>
+        <w:pStyle w:val="Ttulo2"/>
+        <w:rPr>
+          <w:rFonts w:eastAsiaTheme="minorHAnsi"/>
+        </w:rPr>
+      </w:pPr>
+      <w:r>
+        <w:rPr>
+          <w:rFonts w:eastAsiaTheme="minorHAnsi"/>
+        </w:rPr>
+        <w:t>Actividades</w:t>
       </w:r>
     </w:p>
     <w:p>
@@ -581,8 +710,9 @@
           <w:sz w:val="28"/>
           <w:szCs w:val="28"/>
         </w:rPr>
-        <w:t>4</w:t>
-      </w:r>
+        <w:t xml:space="preserve">Paso 0 – Ingreso a </w:t>
+      </w:r>
+      <w:proofErr w:type="spellStart"/>
       <w:r>
         <w:rPr>
           <w:b/>
@@ -590,17 +720,9 @@
           <w:sz w:val="28"/>
           <w:szCs w:val="28"/>
         </w:rPr>
-        <w:t>.</w:t>
-      </w:r>
-      <w:r>
-        <w:rPr>
-          <w:b/>
-          <w:bCs/>
-          <w:sz w:val="28"/>
-          <w:szCs w:val="28"/>
-        </w:rPr>
-        <w:t xml:space="preserve"> Paso 0 – Ingreso a Swagger</w:t>
-      </w:r>
+        <w:t>Swagger</w:t>
+      </w:r>
+      <w:proofErr w:type="spellEnd"/>
     </w:p>
     <w:p>
       <w:pPr>
@@ -617,7 +739,21 @@
         <w:rPr>
           <w:lang w:val="es-MX"/>
         </w:rPr>
-        <w:t>Abre la URL de Swagger.</w:t>
+        <w:t xml:space="preserve">Abre la URL de </w:t>
+      </w:r>
+      <w:proofErr w:type="spellStart"/>
+      <w:r>
+        <w:rPr>
+          <w:lang w:val="es-MX"/>
+        </w:rPr>
+        <w:t>Swagger</w:t>
+      </w:r>
+      <w:proofErr w:type="spellEnd"/>
+      <w:r>
+        <w:rPr>
+          <w:lang w:val="es-MX"/>
+        </w:rPr>
+        <w:t>.</w:t>
       </w:r>
     </w:p>
     <w:p>
@@ -635,7 +771,21 @@
         <w:rPr>
           <w:lang w:val="es-MX"/>
         </w:rPr>
-        <w:t>Identifica el buscador de endpoints y los grupos (tags) del costado.</w:t>
+        <w:t xml:space="preserve">Identifica el buscador de </w:t>
+      </w:r>
+      <w:proofErr w:type="spellStart"/>
+      <w:r>
+        <w:rPr>
+          <w:lang w:val="es-MX"/>
+        </w:rPr>
+        <w:t>endpoints</w:t>
+      </w:r>
+      <w:proofErr w:type="spellEnd"/>
+      <w:r>
+        <w:rPr>
+          <w:lang w:val="es-MX"/>
+        </w:rPr>
+        <w:t xml:space="preserve"> y los grupos (tags) del costado.</w:t>
       </w:r>
     </w:p>
     <w:p>
@@ -661,14 +811,43 @@
           <w:bCs/>
           <w:lang w:val="es-MX"/>
         </w:rPr>
-        <w:t>Try it out</w:t>
-      </w:r>
+        <w:t xml:space="preserve">Try </w:t>
+      </w:r>
+      <w:proofErr w:type="spellStart"/>
+      <w:r>
+        <w:rPr>
+          <w:b/>
+          <w:bCs/>
+          <w:lang w:val="es-MX"/>
+        </w:rPr>
+        <w:t>it</w:t>
+      </w:r>
+      <w:proofErr w:type="spellEnd"/>
+      <w:r>
+        <w:rPr>
+          <w:b/>
+          <w:bCs/>
+          <w:lang w:val="es-MX"/>
+        </w:rPr>
+        <w:t xml:space="preserve"> </w:t>
+      </w:r>
+      <w:proofErr w:type="spellStart"/>
+      <w:r>
+        <w:rPr>
+          <w:b/>
+          <w:bCs/>
+          <w:lang w:val="es-MX"/>
+        </w:rPr>
+        <w:t>out</w:t>
+      </w:r>
+      <w:proofErr w:type="spellEnd"/>
       <w:r>
         <w:rPr>
           <w:lang w:val="es-MX"/>
         </w:rPr>
         <w:t xml:space="preserve">, </w:t>
       </w:r>
+      <w:proofErr w:type="spellStart"/>
       <w:r>
         <w:rPr>
           <w:b/>
@@ -677,6 +856,7 @@
         </w:rPr>
         <w:t>Execute</w:t>
       </w:r>
+      <w:proofErr w:type="spellEnd"/>
       <w:r>
         <w:rPr>
           <w:lang w:val="es-MX"/>
@@ -697,6 +877,7 @@
         </w:rPr>
         <w:t xml:space="preserve">, y el botón </w:t>
       </w:r>
+      <w:proofErr w:type="spellStart"/>
       <w:r>
         <w:rPr>
           <w:b/>
@@ -705,12 +886,29 @@
         </w:rPr>
         <w:t>Authorize</w:t>
       </w:r>
+      <w:proofErr w:type="spellEnd"/>
       <w:r>
         <w:rPr>
           <w:lang w:val="es-MX"/>
         </w:rPr>
         <w:t xml:space="preserve"> (candado/llave) en la parte superior.</w:t>
       </w:r>
+    </w:p>
+    <w:p>
+      <w:pPr>
+        <w:pStyle w:val="Compact"/>
+        <w:rPr>
+          <w:lang w:val="es-MX"/>
+        </w:rPr>
+      </w:pPr>
+    </w:p>
+    <w:p>
+      <w:pPr>
+        <w:pStyle w:val="Compact"/>
+        <w:rPr>
+          <w:lang w:val="es-MX"/>
+        </w:rPr>
+      </w:pPr>
     </w:p>
     <w:p>
       <w:pPr>
@@ -731,7 +929,8 @@
           <w:sz w:val="28"/>
           <w:szCs w:val="28"/>
         </w:rPr>
-        <w:t>5</w:t>
+        <w:lastRenderedPageBreak/>
+        <w:t>Ejercicio</w:t>
       </w:r>
       <w:r>
         <w:rPr>
@@ -740,16 +939,7 @@
           <w:sz w:val="28"/>
           <w:szCs w:val="28"/>
         </w:rPr>
-        <w:t>.</w:t>
-      </w:r>
-      <w:r>
-        <w:rPr>
-          <w:b/>
-          <w:bCs/>
-          <w:sz w:val="28"/>
-          <w:szCs w:val="28"/>
-        </w:rPr>
-        <w:t xml:space="preserve"> Paso 1 – Autenticación</w:t>
+        <w:t xml:space="preserve"> 1 – Autenticación</w:t>
       </w:r>
     </w:p>
     <w:p>
@@ -759,13 +949,23 @@
           <w:lang w:val="es-MX"/>
         </w:rPr>
       </w:pPr>
-      <w:r>
-        <w:rPr>
-          <w:b/>
-          <w:bCs/>
-          <w:lang w:val="es-MX"/>
-        </w:rPr>
-        <w:t>Endpoint:</w:t>
+      <w:proofErr w:type="spellStart"/>
+      <w:r>
+        <w:rPr>
+          <w:b/>
+          <w:bCs/>
+          <w:lang w:val="es-MX"/>
+        </w:rPr>
+        <w:t>Endpoint</w:t>
+      </w:r>
+      <w:proofErr w:type="spellEnd"/>
+      <w:r>
+        <w:rPr>
+          <w:b/>
+          <w:bCs/>
+          <w:lang w:val="es-MX"/>
+        </w:rPr>
+        <w:t>:</w:t>
       </w:r>
       <w:r>
         <w:rPr>
@@ -778,8 +978,17 @@
           <w:rStyle w:val="VerbatimChar"/>
           <w:lang w:val="es-MX"/>
         </w:rPr>
-        <w:t>POST /F0_Acceso/Login</w:t>
-      </w:r>
+        <w:t>POST /F0_Acceso/</w:t>
+      </w:r>
+      <w:proofErr w:type="spellStart"/>
+      <w:r>
+        <w:rPr>
+          <w:rStyle w:val="VerbatimChar"/>
+          <w:lang w:val="es-MX"/>
+        </w:rPr>
+        <w:t>Login</w:t>
+      </w:r>
+      <w:proofErr w:type="spellEnd"/>
     </w:p>
     <w:p>
       <w:pPr>
@@ -796,8 +1005,35 @@
         <w:rPr>
           <w:lang w:val="en-US"/>
         </w:rPr>
-        <w:lastRenderedPageBreak/>
-        <w:t xml:space="preserve">Abre el endpoint y pulsa </w:t>
+        <w:t xml:space="preserve">Abre </w:t>
+      </w:r>
+      <w:proofErr w:type="spellStart"/>
+      <w:r>
+        <w:rPr>
+          <w:lang w:val="en-US"/>
+        </w:rPr>
+        <w:t>el</w:t>
+      </w:r>
+      <w:proofErr w:type="spellEnd"/>
+      <w:r>
+        <w:rPr>
+          <w:lang w:val="en-US"/>
+        </w:rPr>
+        <w:t xml:space="preserve"> endpoint y </w:t>
+      </w:r>
+      <w:proofErr w:type="spellStart"/>
+      <w:r>
+        <w:rPr>
+          <w:lang w:val="en-US"/>
+        </w:rPr>
+        <w:t>pulsa</w:t>
+      </w:r>
+      <w:proofErr w:type="spellEnd"/>
+      <w:r>
+        <w:rPr>
+          <w:lang w:val="en-US"/>
+        </w:rPr>
+        <w:t xml:space="preserve"> </w:t>
       </w:r>
       <w:r>
         <w:rPr>
@@ -956,6 +1192,7 @@
       <w:r>
         <w:t xml:space="preserve">Presiona </w:t>
       </w:r>
+      <w:proofErr w:type="spellStart"/>
       <w:r>
         <w:rPr>
           <w:b/>
@@ -963,6 +1200,7 @@
         </w:rPr>
         <w:t>Execute</w:t>
       </w:r>
+      <w:proofErr w:type="spellEnd"/>
       <w:r>
         <w:t>.</w:t>
       </w:r>
@@ -1161,6 +1399,7 @@
       <w:r>
         <w:t xml:space="preserve">Pulsa </w:t>
       </w:r>
+      <w:proofErr w:type="spellStart"/>
       <w:r>
         <w:rPr>
           <w:b/>
@@ -1168,9 +1407,11 @@
         </w:rPr>
         <w:t>Authorize</w:t>
       </w:r>
+      <w:proofErr w:type="spellEnd"/>
       <w:r>
         <w:t xml:space="preserve"> (parte superior), selecciona el esquema (por ejemplo </w:t>
       </w:r>
+      <w:proofErr w:type="spellStart"/>
       <w:r>
         <w:rPr>
           <w:b/>
@@ -1178,18 +1419,28 @@
         </w:rPr>
         <w:t>BearerAuth</w:t>
       </w:r>
+      <w:proofErr w:type="spellEnd"/>
       <w:r>
         <w:t xml:space="preserve">), y pega </w:t>
       </w:r>
+      <w:proofErr w:type="spellStart"/>
       <w:r>
         <w:rPr>
           <w:rStyle w:val="VerbatimChar"/>
         </w:rPr>
-        <w:t>Bearer {token}</w:t>
+        <w:t>Bearer</w:t>
+      </w:r>
+      <w:proofErr w:type="spellEnd"/>
+      <w:r>
+        <w:rPr>
+          <w:rStyle w:val="VerbatimChar"/>
+        </w:rPr>
+        <w:t xml:space="preserve"> {token}</w:t>
       </w:r>
       <w:r>
         <w:t xml:space="preserve"> (incluyendo la palabra </w:t>
       </w:r>
+      <w:proofErr w:type="spellStart"/>
       <w:r>
         <w:rPr>
           <w:i/>
@@ -1197,6 +1448,7 @@
         </w:rPr>
         <w:t>Bearer</w:t>
       </w:r>
+      <w:proofErr w:type="spellEnd"/>
       <w:r>
         <w:t xml:space="preserve"> y un espacio). Guarda.</w:t>
       </w:r>
@@ -1227,21 +1479,69 @@
           <w:rStyle w:val="VerbatimChar"/>
           <w:lang w:val="es-MX"/>
         </w:rPr>
-        <w:t>401 Unauthorized</w:t>
-      </w:r>
-      <w:r>
-        <w:rPr>
-          <w:lang w:val="es-MX"/>
-        </w:rPr>
-        <w:t xml:space="preserve">: credenciales inválidas o token vencido (repite el login). - </w:t>
-      </w:r>
+        <w:t xml:space="preserve">401 </w:t>
+      </w:r>
+      <w:proofErr w:type="spellStart"/>
       <w:r>
         <w:rPr>
           <w:rStyle w:val="VerbatimChar"/>
           <w:lang w:val="es-MX"/>
         </w:rPr>
-        <w:t>400 Bad Request</w:t>
-      </w:r>
+        <w:t>Unauthorized</w:t>
+      </w:r>
+      <w:proofErr w:type="spellEnd"/>
+      <w:r>
+        <w:rPr>
+          <w:lang w:val="es-MX"/>
+        </w:rPr>
+        <w:t xml:space="preserve">: credenciales inválidas o token vencido (repite el </w:t>
+      </w:r>
+      <w:proofErr w:type="spellStart"/>
+      <w:r>
+        <w:rPr>
+          <w:lang w:val="es-MX"/>
+        </w:rPr>
+        <w:t>login</w:t>
+      </w:r>
+      <w:proofErr w:type="spellEnd"/>
+      <w:r>
+        <w:rPr>
+          <w:lang w:val="es-MX"/>
+        </w:rPr>
+        <w:t xml:space="preserve">). - </w:t>
+      </w:r>
+      <w:r>
+        <w:rPr>
+          <w:rStyle w:val="VerbatimChar"/>
+          <w:lang w:val="es-MX"/>
+        </w:rPr>
+        <w:t xml:space="preserve">400 </w:t>
+      </w:r>
+      <w:proofErr w:type="spellStart"/>
+      <w:r>
+        <w:rPr>
+          <w:rStyle w:val="VerbatimChar"/>
+          <w:lang w:val="es-MX"/>
+        </w:rPr>
+        <w:t>Bad</w:t>
+      </w:r>
+      <w:proofErr w:type="spellEnd"/>
+      <w:r>
+        <w:rPr>
+          <w:rStyle w:val="VerbatimChar"/>
+          <w:lang w:val="es-MX"/>
+        </w:rPr>
+        <w:t xml:space="preserve"> </w:t>
+      </w:r>
+      <w:proofErr w:type="spellStart"/>
+      <w:r>
+        <w:rPr>
+          <w:rStyle w:val="VerbatimChar"/>
+          <w:lang w:val="es-MX"/>
+        </w:rPr>
+        <w:t>Request</w:t>
+      </w:r>
+      <w:proofErr w:type="spellEnd"/>
       <w:r>
         <w:rPr>
           <w:lang w:val="es-MX"/>
@@ -1252,11 +1552,10 @@
     <w:p>
       <w:r>
         <w:pict w14:anchorId="04D3931D">
-          <v:rect id="_x0000_i1210" style="width:0;height:1.5pt" o:hralign="center" o:bullet="t" o:hrstd="t" o:hr="t"/>
+          <v:rect id="_x0000_i1085" style="width:0;height:1.5pt" o:hralign="center" o:bullet="t" o:hrstd="t" o:hr="t"/>
         </w:pict>
       </w:r>
     </w:p>
-    <w:p/>
     <w:p>
       <w:pPr>
         <w:pStyle w:val="Ttulo2"/>
@@ -1276,7 +1575,7 @@
           <w:sz w:val="28"/>
           <w:szCs w:val="28"/>
         </w:rPr>
-        <w:t>6</w:t>
+        <w:t>Ejercicio</w:t>
       </w:r>
       <w:r>
         <w:rPr>
@@ -1285,7 +1584,7 @@
           <w:sz w:val="28"/>
           <w:szCs w:val="28"/>
         </w:rPr>
-        <w:t>.</w:t>
+        <w:t xml:space="preserve"> 2</w:t>
       </w:r>
       <w:r>
         <w:rPr>
@@ -1294,8 +1593,9 @@
           <w:sz w:val="28"/>
           <w:szCs w:val="28"/>
         </w:rPr>
-        <w:t xml:space="preserve"> Paso 2 – </w:t>
-      </w:r>
+        <w:t xml:space="preserve"> – </w:t>
+      </w:r>
+      <w:proofErr w:type="spellStart"/>
       <w:r>
         <w:rPr>
           <w:b/>
@@ -1305,6 +1605,7 @@
         </w:rPr>
         <w:t>EndPoints</w:t>
       </w:r>
+      <w:proofErr w:type="spellEnd"/>
     </w:p>
     <w:p>
       <w:pPr>
@@ -1335,22 +1636,32 @@
           <w:sz w:val="22"/>
           <w:lang w:val="es-MX"/>
         </w:rPr>
-        <w:t>F4_Liberacion/PrevioAvisosPrueba</w:t>
-      </w:r>
+        <w:t>F4_Liberacion/</w:t>
+      </w:r>
+      <w:proofErr w:type="spellStart"/>
       <w:r>
         <w:rPr>
           <w:rFonts w:ascii="Consolas" w:hAnsi="Consolas"/>
           <w:sz w:val="22"/>
           <w:lang w:val="es-MX"/>
         </w:rPr>
-        <w:t>/</w:t>
-      </w:r>
+        <w:t>PrevioAvisosPrueba</w:t>
+      </w:r>
+      <w:proofErr w:type="spellEnd"/>
       <w:r>
         <w:rPr>
           <w:rFonts w:ascii="Consolas" w:hAnsi="Consolas"/>
           <w:sz w:val="22"/>
           <w:lang w:val="es-MX"/>
         </w:rPr>
+        <w:t>/</w:t>
+      </w:r>
+      <w:r>
+        <w:rPr>
+          <w:rFonts w:ascii="Consolas" w:hAnsi="Consolas"/>
+          <w:sz w:val="22"/>
+          <w:lang w:val="es-MX"/>
+        </w:rPr>
         <w:t>{Expediente}</w:t>
       </w:r>
       <w:bookmarkEnd w:id="7"/>
@@ -1377,6 +1688,7 @@
         </w:rPr>
         <w:t xml:space="preserve"> </w:t>
       </w:r>
+      <w:bookmarkStart w:id="8" w:name="_Hlk208309909"/>
       <w:r>
         <w:rPr>
           <w:rStyle w:val="VerbatimChar"/>
@@ -1392,21 +1704,23 @@
         </w:rPr>
         <w:t>F4_Liberacion/</w:t>
       </w:r>
+      <w:proofErr w:type="spellStart"/>
       <w:r>
         <w:rPr>
           <w:rFonts w:ascii="Consolas" w:hAnsi="Consolas"/>
           <w:sz w:val="22"/>
           <w:lang w:val="es-MX"/>
         </w:rPr>
-        <w:t>Crear</w:t>
-      </w:r>
+        <w:t>CrearAvisoPrueba</w:t>
+      </w:r>
+      <w:proofErr w:type="spellEnd"/>
       <w:r>
         <w:rPr>
           <w:rFonts w:ascii="Consolas" w:hAnsi="Consolas"/>
           <w:sz w:val="22"/>
           <w:lang w:val="es-MX"/>
         </w:rPr>
-        <w:t>AvisoPrueba</w:t>
+        <w:t>/</w:t>
       </w:r>
       <w:r>
         <w:rPr>
@@ -1414,16 +1728,9 @@
           <w:sz w:val="22"/>
           <w:lang w:val="es-MX"/>
         </w:rPr>
-        <w:t>/</w:t>
-      </w:r>
-      <w:r>
-        <w:rPr>
-          <w:rFonts w:ascii="Consolas" w:hAnsi="Consolas"/>
-          <w:sz w:val="22"/>
-          <w:lang w:val="es-MX"/>
-        </w:rPr>
         <w:t>{Expediente}</w:t>
       </w:r>
+      <w:bookmarkEnd w:id="8"/>
     </w:p>
     <w:p>
       <w:pPr>
@@ -1456,6 +1763,7 @@
         </w:rPr>
         <w:t>F4_Liberacion/</w:t>
       </w:r>
+      <w:proofErr w:type="spellStart"/>
       <w:r>
         <w:rPr>
           <w:rFonts w:ascii="Consolas" w:hAnsi="Consolas"/>
@@ -1463,6 +1771,7 @@
         </w:rPr>
         <w:t>ConsultaAvisos</w:t>
       </w:r>
+      <w:proofErr w:type="spellEnd"/>
       <w:r>
         <w:rPr>
           <w:rFonts w:ascii="Consolas" w:hAnsi="Consolas"/>
@@ -1480,39 +1789,14 @@
     </w:p>
     <w:p>
       <w:pPr>
-        <w:pStyle w:val="Textoindependiente"/>
-        <w:ind w:left="708"/>
-        <w:rPr>
-          <w:rStyle w:val="VerbatimChar"/>
-          <w:kern w:val="0"/>
-          <w14:ligatures w14:val="none"/>
-        </w:rPr>
-      </w:pPr>
-    </w:p>
-    <w:p>
-      <w:pPr>
-        <w:pStyle w:val="Textoindependiente"/>
-      </w:pPr>
-    </w:p>
-    <w:p>
-      <w:r>
-        <w:br w:type="page"/>
-      </w:r>
-    </w:p>
-    <w:p>
-      <w:pPr>
         <w:pStyle w:val="Ttulo2"/>
-      </w:pPr>
-      <w:r>
         <w:rPr>
           <w:b/>
           <w:bCs/>
           <w:sz w:val="28"/>
           <w:szCs w:val="28"/>
         </w:rPr>
-        <w:lastRenderedPageBreak/>
-        <w:t>7</w:t>
-      </w:r>
+      </w:pPr>
       <w:r>
         <w:rPr>
           <w:b/>
@@ -1520,7 +1804,7 @@
           <w:sz w:val="28"/>
           <w:szCs w:val="28"/>
         </w:rPr>
-        <w:t>.</w:t>
+        <w:t>Ejercicio</w:t>
       </w:r>
       <w:r>
         <w:rPr>
@@ -1529,7 +1813,7 @@
           <w:sz w:val="28"/>
           <w:szCs w:val="28"/>
         </w:rPr>
-        <w:t xml:space="preserve"> Paso 3 – Pruebas</w:t>
+        <w:t xml:space="preserve"> </w:t>
       </w:r>
       <w:r>
         <w:rPr>
@@ -1538,7 +1822,7 @@
           <w:sz w:val="28"/>
           <w:szCs w:val="28"/>
         </w:rPr>
-        <w:t xml:space="preserve"> para los </w:t>
+        <w:t>3 – Pruebas</w:t>
       </w:r>
       <w:r>
         <w:rPr>
@@ -1547,6 +1831,15 @@
           <w:sz w:val="28"/>
           <w:szCs w:val="28"/>
         </w:rPr>
+        <w:t xml:space="preserve"> para los </w:t>
+      </w:r>
+      <w:r>
+        <w:rPr>
+          <w:b/>
+          <w:bCs/>
+          <w:sz w:val="28"/>
+          <w:szCs w:val="28"/>
+        </w:rPr>
         <w:t>previos avisos</w:t>
       </w:r>
     </w:p>
@@ -1558,7 +1851,7 @@
           <w:bCs/>
         </w:rPr>
       </w:pPr>
-      <w:bookmarkStart w:id="8" w:name="actualizar-put"/>
+      <w:bookmarkStart w:id="9" w:name="actualizar-put"/>
       <w:r>
         <w:rPr>
           <w:rFonts w:ascii="Segoe UI Emoji" w:hAnsi="Segoe UI Emoji" w:cs="Segoe UI Emoji"/>
@@ -1579,7 +1872,23 @@
           <w:b/>
           <w:bCs/>
         </w:rPr>
-        <w:t>/F4_Liberacion/PrevioAvisosPrueba/{Expediente}</w:t>
+        <w:t>/F4_Liberacion/</w:t>
+      </w:r>
+      <w:proofErr w:type="spellStart"/>
+      <w:r>
+        <w:rPr>
+          <w:b/>
+          <w:bCs/>
+        </w:rPr>
+        <w:t>PrevioAvisosPrueba</w:t>
+      </w:r>
+      <w:proofErr w:type="spellEnd"/>
+      <w:r>
+        <w:rPr>
+          <w:b/>
+          <w:bCs/>
+        </w:rPr>
+        <w:t>/{Expediente}</w:t>
       </w:r>
     </w:p>
     <w:p>
@@ -1618,8 +1927,17 @@
           <w:b/>
           <w:bCs/>
         </w:rPr>
-        <w:t>Pasos en Swagger</w:t>
-      </w:r>
+        <w:t xml:space="preserve">Pasos en </w:t>
+      </w:r>
+      <w:proofErr w:type="spellStart"/>
+      <w:r>
+        <w:rPr>
+          <w:b/>
+          <w:bCs/>
+        </w:rPr>
+        <w:t>Swagger</w:t>
+      </w:r>
+      <w:proofErr w:type="spellEnd"/>
     </w:p>
     <w:p>
       <w:pPr>
@@ -1630,7 +1948,15 @@
         <w:spacing w:after="200"/>
       </w:pPr>
       <w:r>
-        <w:t>Abrir el explorador web y entrar a la URL del Swagger (ejemplo: http://servidor/api/swagger).</w:t>
+        <w:t xml:space="preserve">Abrir el explorador web y entrar a la URL del </w:t>
+      </w:r>
+      <w:proofErr w:type="spellStart"/>
+      <w:r>
+        <w:t>Swagger</w:t>
+      </w:r>
+      <w:proofErr w:type="spellEnd"/>
+      <w:r>
+        <w:t xml:space="preserve"> (ejemplo: http://servidor/api/swagger).</w:t>
       </w:r>
     </w:p>
     <w:p>
@@ -1660,6 +1986,7 @@
         <w:spacing w:after="200"/>
       </w:pPr>
       <w:r>
+        <w:lastRenderedPageBreak/>
         <w:t xml:space="preserve">Seleccionar el método </w:t>
       </w:r>
       <w:r>
@@ -1674,7 +2001,23 @@
           <w:b/>
           <w:bCs/>
         </w:rPr>
-        <w:t>/F4_Liberacion/PrevioAvisosPrueba/{Expediente}</w:t>
+        <w:t>/F4_Liberacion/</w:t>
+      </w:r>
+      <w:proofErr w:type="spellStart"/>
+      <w:r>
+        <w:rPr>
+          <w:b/>
+          <w:bCs/>
+        </w:rPr>
+        <w:t>PrevioAvisosPrueba</w:t>
+      </w:r>
+      <w:proofErr w:type="spellEnd"/>
+      <w:r>
+        <w:rPr>
+          <w:b/>
+          <w:bCs/>
+        </w:rPr>
+        <w:t>/{Expediente}</w:t>
       </w:r>
       <w:r>
         <w:t>.</w:t>
@@ -1696,8 +2039,33 @@
           <w:b/>
           <w:bCs/>
         </w:rPr>
-        <w:t>Try it out</w:t>
-      </w:r>
+        <w:t xml:space="preserve">Try </w:t>
+      </w:r>
+      <w:proofErr w:type="spellStart"/>
+      <w:r>
+        <w:rPr>
+          <w:b/>
+          <w:bCs/>
+        </w:rPr>
+        <w:t>it</w:t>
+      </w:r>
+      <w:proofErr w:type="spellEnd"/>
+      <w:r>
+        <w:rPr>
+          <w:b/>
+          <w:bCs/>
+        </w:rPr>
+        <w:t xml:space="preserve"> </w:t>
+      </w:r>
+      <w:proofErr w:type="spellStart"/>
+      <w:r>
+        <w:rPr>
+          <w:b/>
+          <w:bCs/>
+        </w:rPr>
+        <w:t>out</w:t>
+      </w:r>
+      <w:proofErr w:type="spellEnd"/>
       <w:r>
         <w:t xml:space="preserve"> (inténtalo).</w:t>
       </w:r>
@@ -1725,6 +2093,7 @@
       <w:r>
         <w:t xml:space="preserve">Presionar </w:t>
       </w:r>
+      <w:proofErr w:type="spellStart"/>
       <w:r>
         <w:rPr>
           <w:b/>
@@ -1732,13 +2101,20 @@
         </w:rPr>
         <w:t>Execute</w:t>
       </w:r>
+      <w:proofErr w:type="spellEnd"/>
       <w:r>
         <w:t>.</w:t>
       </w:r>
     </w:p>
     <w:p>
-      <w:r>
-        <w:br w:type="page"/>
+      <w:pPr>
+        <w:numPr>
+          <w:ilvl w:val="0"/>
+          <w:numId w:val="18"/>
+        </w:numPr>
+      </w:pPr>
+      <w:r>
+        <w:t xml:space="preserve">Verificar en la respuesta (200 OK) que los cambios se reflejen. </w:t>
       </w:r>
     </w:p>
     <w:p>
@@ -1751,9 +2127,645 @@
           <w:szCs w:val="28"/>
         </w:rPr>
       </w:pPr>
-      <w:bookmarkStart w:id="9" w:name="códigos-de-estado-y-respuestas"/>
+      <w:r>
+        <w:rPr>
+          <w:b/>
+          <w:bCs/>
+          <w:sz w:val="28"/>
+          <w:szCs w:val="28"/>
+        </w:rPr>
+        <w:t>Ejercicio</w:t>
+      </w:r>
+      <w:r>
+        <w:rPr>
+          <w:b/>
+          <w:bCs/>
+          <w:sz w:val="28"/>
+          <w:szCs w:val="28"/>
+        </w:rPr>
+        <w:t xml:space="preserve"> </w:t>
+      </w:r>
+      <w:r>
+        <w:rPr>
+          <w:b/>
+          <w:bCs/>
+          <w:sz w:val="28"/>
+          <w:szCs w:val="28"/>
+        </w:rPr>
+        <w:t>4</w:t>
+      </w:r>
+      <w:r>
+        <w:rPr>
+          <w:b/>
+          <w:bCs/>
+          <w:sz w:val="28"/>
+          <w:szCs w:val="28"/>
+        </w:rPr>
+        <w:t xml:space="preserve"> </w:t>
+      </w:r>
+      <w:r>
+        <w:rPr>
+          <w:b/>
+          <w:bCs/>
+          <w:sz w:val="28"/>
+          <w:szCs w:val="28"/>
+        </w:rPr>
+        <w:t>–</w:t>
+      </w:r>
+      <w:r>
+        <w:rPr>
+          <w:b/>
+          <w:bCs/>
+          <w:sz w:val="28"/>
+          <w:szCs w:val="28"/>
+        </w:rPr>
+        <w:t xml:space="preserve"> </w:t>
+      </w:r>
+      <w:r>
+        <w:rPr>
+          <w:b/>
+          <w:bCs/>
+          <w:sz w:val="28"/>
+          <w:szCs w:val="28"/>
+        </w:rPr>
+        <w:t>Crear</w:t>
+      </w:r>
+      <w:r>
+        <w:rPr>
+          <w:b/>
+          <w:bCs/>
+          <w:sz w:val="28"/>
+          <w:szCs w:val="28"/>
+        </w:rPr>
+        <w:t xml:space="preserve"> el aviso prueba</w:t>
+      </w:r>
+    </w:p>
+    <w:p>
+      <w:pPr>
+        <w:numPr>
+          <w:ilvl w:val="0"/>
+          <w:numId w:val="40"/>
+        </w:numPr>
+      </w:pPr>
+      <w:r>
+        <w:rPr>
+          <w:b/>
+          <w:bCs/>
+        </w:rPr>
+        <w:t xml:space="preserve">Método y </w:t>
+      </w:r>
+      <w:proofErr w:type="spellStart"/>
+      <w:r>
+        <w:rPr>
+          <w:b/>
+          <w:bCs/>
+        </w:rPr>
+        <w:t>Endpoint</w:t>
+      </w:r>
+      <w:proofErr w:type="spellEnd"/>
+      <w:r>
+        <w:t>:</w:t>
+      </w:r>
+      <w:r>
+        <w:br/>
+        <w:t>P</w:t>
+      </w:r>
+      <w:r>
+        <w:t>U</w:t>
+      </w:r>
+      <w:r>
+        <w:t xml:space="preserve">T </w:t>
+      </w:r>
+      <w:r>
+        <w:t>/F4_Liberacion/</w:t>
+      </w:r>
+      <w:proofErr w:type="spellStart"/>
+      <w:r>
+        <w:t>CrearAvisoPrueba</w:t>
+      </w:r>
+      <w:proofErr w:type="spellEnd"/>
+      <w:r>
+        <w:t>/{Expediente}</w:t>
+      </w:r>
+    </w:p>
+    <w:p/>
+    <w:p>
+      <w:pPr>
+        <w:spacing w:after="200"/>
+        <w:ind w:left="720"/>
+        <w:rPr>
+          <w:b/>
+          <w:bCs/>
+        </w:rPr>
+      </w:pPr>
+      <w:r>
+        <w:rPr>
+          <w:b/>
+          <w:bCs/>
+        </w:rPr>
+        <w:t xml:space="preserve">Pasos en </w:t>
+      </w:r>
+      <w:proofErr w:type="spellStart"/>
+      <w:r>
+        <w:rPr>
+          <w:b/>
+          <w:bCs/>
+        </w:rPr>
+        <w:t>Swagger</w:t>
+      </w:r>
+      <w:proofErr w:type="spellEnd"/>
+    </w:p>
+    <w:p>
+      <w:pPr>
+        <w:pStyle w:val="Prrafodelista"/>
+        <w:numPr>
+          <w:ilvl w:val="0"/>
+          <w:numId w:val="41"/>
+        </w:numPr>
+        <w:spacing w:after="200"/>
+      </w:pPr>
+      <w:r>
+        <w:t xml:space="preserve">Seleccionar el método </w:t>
+      </w:r>
+      <w:r>
+        <w:rPr>
+          <w:b/>
+          <w:bCs/>
+        </w:rPr>
+        <w:t>PUT</w:t>
+      </w:r>
+      <w:r>
+        <w:rPr>
+          <w:b/>
+          <w:bCs/>
+        </w:rPr>
+        <w:t xml:space="preserve"> /F4_Liberacion/</w:t>
+      </w:r>
+      <w:proofErr w:type="spellStart"/>
+      <w:r>
+        <w:rPr>
+          <w:b/>
+          <w:bCs/>
+        </w:rPr>
+        <w:t>Crear</w:t>
+      </w:r>
+      <w:r>
+        <w:rPr>
+          <w:b/>
+          <w:bCs/>
+        </w:rPr>
+        <w:t>AvisoPrueba</w:t>
+      </w:r>
+      <w:proofErr w:type="spellEnd"/>
+      <w:r>
+        <w:rPr>
+          <w:b/>
+          <w:bCs/>
+        </w:rPr>
+        <w:t>/{Expediente}</w:t>
+      </w:r>
+      <w:r>
+        <w:t>.</w:t>
+      </w:r>
+    </w:p>
+    <w:p>
+      <w:pPr>
+        <w:pStyle w:val="Prrafodelista"/>
+        <w:numPr>
+          <w:ilvl w:val="0"/>
+          <w:numId w:val="41"/>
+        </w:numPr>
+        <w:spacing w:after="200"/>
+      </w:pPr>
+      <w:r>
+        <w:t xml:space="preserve">Dar clic en el botón </w:t>
+      </w:r>
+      <w:r>
+        <w:rPr>
+          <w:b/>
+          <w:bCs/>
+        </w:rPr>
+        <w:t xml:space="preserve">Try </w:t>
+      </w:r>
+      <w:proofErr w:type="spellStart"/>
+      <w:r>
+        <w:rPr>
+          <w:b/>
+          <w:bCs/>
+        </w:rPr>
+        <w:t>it</w:t>
+      </w:r>
+      <w:proofErr w:type="spellEnd"/>
+      <w:r>
+        <w:rPr>
+          <w:b/>
+          <w:bCs/>
+        </w:rPr>
+        <w:t xml:space="preserve"> </w:t>
+      </w:r>
+      <w:proofErr w:type="spellStart"/>
+      <w:r>
+        <w:rPr>
+          <w:b/>
+          <w:bCs/>
+        </w:rPr>
+        <w:t>out</w:t>
+      </w:r>
+      <w:proofErr w:type="spellEnd"/>
+      <w:r>
+        <w:t xml:space="preserve"> (inténtalo).</w:t>
+      </w:r>
+    </w:p>
+    <w:p>
+      <w:pPr>
+        <w:pStyle w:val="Prrafodelista"/>
+        <w:numPr>
+          <w:ilvl w:val="0"/>
+          <w:numId w:val="41"/>
+        </w:numPr>
+        <w:spacing w:after="200"/>
+      </w:pPr>
+      <w:r>
+        <w:t xml:space="preserve">Ingresa el identificador del expediente. </w:t>
+      </w:r>
+    </w:p>
+    <w:p>
+      <w:pPr>
+        <w:pStyle w:val="Prrafodelista"/>
+        <w:numPr>
+          <w:ilvl w:val="0"/>
+          <w:numId w:val="41"/>
+        </w:numPr>
+        <w:spacing w:after="200"/>
+      </w:pPr>
+      <w:r>
+        <w:t xml:space="preserve">Presionar </w:t>
+      </w:r>
+      <w:proofErr w:type="spellStart"/>
+      <w:r>
+        <w:rPr>
+          <w:b/>
+          <w:bCs/>
+        </w:rPr>
+        <w:t>Execute</w:t>
+      </w:r>
+      <w:proofErr w:type="spellEnd"/>
+      <w:r>
+        <w:t>.</w:t>
+      </w:r>
+    </w:p>
+    <w:p>
+      <w:pPr>
+        <w:pStyle w:val="Prrafodelista"/>
+        <w:numPr>
+          <w:ilvl w:val="0"/>
+          <w:numId w:val="41"/>
+        </w:numPr>
+      </w:pPr>
+      <w:r>
+        <w:t xml:space="preserve">Verificar en la respuesta (200 OK) que los cambios se reflejen. </w:t>
+      </w:r>
+    </w:p>
+    <w:p>
+      <w:pPr>
+        <w:pStyle w:val="Ttulo2"/>
+        <w:rPr>
+          <w:b/>
+          <w:bCs/>
+          <w:sz w:val="28"/>
+          <w:szCs w:val="28"/>
+        </w:rPr>
+      </w:pPr>
+      <w:r>
+        <w:rPr>
+          <w:b/>
+          <w:bCs/>
+          <w:sz w:val="28"/>
+          <w:szCs w:val="28"/>
+        </w:rPr>
+        <w:t>Ejercicio</w:t>
+      </w:r>
+      <w:r>
+        <w:rPr>
+          <w:b/>
+          <w:bCs/>
+          <w:sz w:val="28"/>
+          <w:szCs w:val="28"/>
+        </w:rPr>
+        <w:t xml:space="preserve"> </w:t>
+      </w:r>
+      <w:r>
+        <w:rPr>
+          <w:b/>
+          <w:bCs/>
+          <w:sz w:val="28"/>
+          <w:szCs w:val="28"/>
+        </w:rPr>
+        <w:t>5</w:t>
+      </w:r>
+      <w:r>
+        <w:rPr>
+          <w:b/>
+          <w:bCs/>
+          <w:sz w:val="28"/>
+          <w:szCs w:val="28"/>
+        </w:rPr>
+        <w:t xml:space="preserve"> –</w:t>
+      </w:r>
+      <w:r>
+        <w:rPr>
+          <w:b/>
+          <w:bCs/>
+          <w:sz w:val="28"/>
+          <w:szCs w:val="28"/>
+        </w:rPr>
+        <w:t xml:space="preserve"> Consulta de los avisos de prueba</w:t>
+      </w:r>
+    </w:p>
+    <w:p>
+      <w:pPr>
+        <w:numPr>
+          <w:ilvl w:val="0"/>
+          <w:numId w:val="40"/>
+        </w:numPr>
+      </w:pPr>
+      <w:r>
+        <w:rPr>
+          <w:b/>
+          <w:bCs/>
+        </w:rPr>
+        <w:t xml:space="preserve">Método y </w:t>
+      </w:r>
+      <w:proofErr w:type="spellStart"/>
+      <w:r>
+        <w:rPr>
+          <w:b/>
+          <w:bCs/>
+        </w:rPr>
+        <w:t>Endpoint</w:t>
+      </w:r>
+      <w:proofErr w:type="spellEnd"/>
+      <w:r>
+        <w:t>:</w:t>
+      </w:r>
+      <w:r>
+        <w:br/>
+      </w:r>
+      <w:r>
+        <w:t>GET</w:t>
+      </w:r>
+      <w:r>
+        <w:t xml:space="preserve"> </w:t>
+      </w:r>
+      <w:r>
+        <w:t>/F4_Liberacion/</w:t>
+      </w:r>
+      <w:proofErr w:type="spellStart"/>
+      <w:r>
+        <w:t>C</w:t>
+      </w:r>
+      <w:r>
+        <w:t>onsulta</w:t>
+      </w:r>
+      <w:r>
+        <w:t>Aviso</w:t>
+      </w:r>
+      <w:r>
+        <w:t>s</w:t>
+      </w:r>
+      <w:proofErr w:type="spellEnd"/>
+      <w:r>
+        <w:t>/{Expediente}</w:t>
+      </w:r>
+    </w:p>
+    <w:p/>
+    <w:p>
+      <w:pPr>
+        <w:spacing w:after="200"/>
+        <w:ind w:left="720"/>
+        <w:rPr>
+          <w:b/>
+          <w:bCs/>
+        </w:rPr>
+      </w:pPr>
+      <w:r>
+        <w:rPr>
+          <w:b/>
+          <w:bCs/>
+        </w:rPr>
+        <w:t xml:space="preserve">Pasos en </w:t>
+      </w:r>
+      <w:proofErr w:type="spellStart"/>
+      <w:r>
+        <w:rPr>
+          <w:b/>
+          <w:bCs/>
+        </w:rPr>
+        <w:t>Swagger</w:t>
+      </w:r>
+      <w:proofErr w:type="spellEnd"/>
+    </w:p>
+    <w:p>
+      <w:pPr>
+        <w:pStyle w:val="Prrafodelista"/>
+        <w:numPr>
+          <w:ilvl w:val="0"/>
+          <w:numId w:val="41"/>
+        </w:numPr>
+        <w:spacing w:after="200"/>
+      </w:pPr>
+      <w:r>
+        <w:t xml:space="preserve">Seleccionar el método </w:t>
+      </w:r>
+      <w:r>
+        <w:rPr>
+          <w:b/>
+          <w:bCs/>
+        </w:rPr>
+        <w:t>GET</w:t>
+      </w:r>
+      <w:r>
+        <w:rPr>
+          <w:b/>
+          <w:bCs/>
+        </w:rPr>
+        <w:t xml:space="preserve"> /F4_Liberacion/</w:t>
+      </w:r>
+      <w:proofErr w:type="spellStart"/>
+      <w:r>
+        <w:rPr>
+          <w:b/>
+          <w:bCs/>
+        </w:rPr>
+        <w:t>C</w:t>
+      </w:r>
+      <w:r>
+        <w:rPr>
+          <w:b/>
+          <w:bCs/>
+        </w:rPr>
+        <w:t>onsulra</w:t>
+      </w:r>
+      <w:r>
+        <w:rPr>
+          <w:b/>
+          <w:bCs/>
+        </w:rPr>
+        <w:t>Aviso</w:t>
+      </w:r>
+      <w:r>
+        <w:rPr>
+          <w:b/>
+          <w:bCs/>
+        </w:rPr>
+        <w:t>s</w:t>
+      </w:r>
+      <w:proofErr w:type="spellEnd"/>
+      <w:r>
+        <w:rPr>
+          <w:b/>
+          <w:bCs/>
+        </w:rPr>
+        <w:t>/{Expediente}</w:t>
+      </w:r>
+      <w:r>
+        <w:t>.</w:t>
+      </w:r>
+    </w:p>
+    <w:p>
+      <w:pPr>
+        <w:pStyle w:val="Prrafodelista"/>
+        <w:numPr>
+          <w:ilvl w:val="0"/>
+          <w:numId w:val="41"/>
+        </w:numPr>
+        <w:spacing w:after="200"/>
+      </w:pPr>
+      <w:r>
+        <w:t xml:space="preserve">Dar clic en el botón </w:t>
+      </w:r>
+      <w:r>
+        <w:rPr>
+          <w:b/>
+          <w:bCs/>
+        </w:rPr>
+        <w:t xml:space="preserve">Try </w:t>
+      </w:r>
+      <w:proofErr w:type="spellStart"/>
+      <w:r>
+        <w:rPr>
+          <w:b/>
+          <w:bCs/>
+        </w:rPr>
+        <w:t>it</w:t>
+      </w:r>
+      <w:proofErr w:type="spellEnd"/>
+      <w:r>
+        <w:rPr>
+          <w:b/>
+          <w:bCs/>
+        </w:rPr>
+        <w:t xml:space="preserve"> </w:t>
+      </w:r>
+      <w:proofErr w:type="spellStart"/>
+      <w:r>
+        <w:rPr>
+          <w:b/>
+          <w:bCs/>
+        </w:rPr>
+        <w:t>out</w:t>
+      </w:r>
+      <w:proofErr w:type="spellEnd"/>
+      <w:r>
+        <w:t xml:space="preserve"> (inténtalo).</w:t>
+      </w:r>
+    </w:p>
+    <w:p>
+      <w:pPr>
+        <w:pStyle w:val="Prrafodelista"/>
+        <w:numPr>
+          <w:ilvl w:val="0"/>
+          <w:numId w:val="41"/>
+        </w:numPr>
+        <w:spacing w:after="200"/>
+      </w:pPr>
+      <w:r>
+        <w:t xml:space="preserve">Ingresa el identificador del expediente. </w:t>
+      </w:r>
+    </w:p>
+    <w:p>
+      <w:pPr>
+        <w:pStyle w:val="Prrafodelista"/>
+        <w:numPr>
+          <w:ilvl w:val="0"/>
+          <w:numId w:val="41"/>
+        </w:numPr>
+        <w:spacing w:after="200"/>
+      </w:pPr>
+      <w:r>
+        <w:t xml:space="preserve">Presionar </w:t>
+      </w:r>
+      <w:proofErr w:type="spellStart"/>
+      <w:r>
+        <w:rPr>
+          <w:b/>
+          <w:bCs/>
+        </w:rPr>
+        <w:t>Execute</w:t>
+      </w:r>
+      <w:proofErr w:type="spellEnd"/>
+      <w:r>
+        <w:t>.</w:t>
+      </w:r>
+    </w:p>
+    <w:p>
+      <w:pPr>
+        <w:pStyle w:val="Prrafodelista"/>
+        <w:numPr>
+          <w:ilvl w:val="0"/>
+          <w:numId w:val="41"/>
+        </w:numPr>
+      </w:pPr>
+      <w:r>
+        <w:t xml:space="preserve">Verificar en la respuesta (200 OK) que los cambios se reflejen. </w:t>
+      </w:r>
+    </w:p>
+    <w:p/>
+    <w:p>
+      <w:pPr>
+        <w:spacing w:after="200"/>
+        <w:ind w:left="720"/>
+        <w:rPr>
+          <w:b/>
+          <w:bCs/>
+        </w:rPr>
+      </w:pPr>
+    </w:p>
+    <w:p/>
+    <w:p/>
+    <w:p>
+      <w:pPr>
+        <w:spacing w:after="200"/>
+      </w:pPr>
+    </w:p>
+    <w:p>
+      <w:r>
+        <w:br w:type="page"/>
+      </w:r>
+    </w:p>
+    <w:p>
+      <w:pPr>
+        <w:pStyle w:val="Ttulo2"/>
+        <w:rPr>
+          <w:b/>
+          <w:bCs/>
+          <w:sz w:val="28"/>
+          <w:szCs w:val="28"/>
+        </w:rPr>
+      </w:pPr>
+      <w:bookmarkStart w:id="10" w:name="códigos-de-estado-y-respuestas"/>
       <w:bookmarkEnd w:id="6"/>
-      <w:bookmarkEnd w:id="8"/>
+      <w:bookmarkEnd w:id="9"/>
       <w:r>
         <w:rPr>
           <w:b/>
@@ -1824,8 +2836,33 @@
           <w:rStyle w:val="VerbatimChar"/>
           <w:lang w:val="es-MX"/>
         </w:rPr>
-        <w:t>400 Bad Request</w:t>
-      </w:r>
+        <w:t xml:space="preserve">400 </w:t>
+      </w:r>
+      <w:proofErr w:type="spellStart"/>
+      <w:r>
+        <w:rPr>
+          <w:rStyle w:val="VerbatimChar"/>
+          <w:lang w:val="es-MX"/>
+        </w:rPr>
+        <w:t>Bad</w:t>
+      </w:r>
+      <w:proofErr w:type="spellEnd"/>
+      <w:r>
+        <w:rPr>
+          <w:rStyle w:val="VerbatimChar"/>
+          <w:lang w:val="es-MX"/>
+        </w:rPr>
+        <w:t xml:space="preserve"> </w:t>
+      </w:r>
+      <w:proofErr w:type="spellStart"/>
+      <w:r>
+        <w:rPr>
+          <w:rStyle w:val="VerbatimChar"/>
+          <w:lang w:val="es-MX"/>
+        </w:rPr>
+        <w:t>Request</w:t>
+      </w:r>
+      <w:proofErr w:type="spellEnd"/>
       <w:r>
         <w:rPr>
           <w:lang w:val="es-MX"/>
@@ -1848,7 +2885,31 @@
         <w:t>401 Unauthorized</w:t>
       </w:r>
       <w:r>
-        <w:t>: falta token o token inválido/expirado.</w:t>
+        <w:t xml:space="preserve">: </w:t>
+      </w:r>
+      <w:proofErr w:type="spellStart"/>
+      <w:r>
+        <w:t>falta</w:t>
+      </w:r>
+      <w:proofErr w:type="spellEnd"/>
+      <w:r>
+        <w:t xml:space="preserve"> token o token </w:t>
+      </w:r>
+      <w:proofErr w:type="spellStart"/>
+      <w:r>
+        <w:t>inválido</w:t>
+      </w:r>
+      <w:proofErr w:type="spellEnd"/>
+      <w:r>
+        <w:t>/</w:t>
+      </w:r>
+      <w:proofErr w:type="spellStart"/>
+      <w:r>
+        <w:t>expirado</w:t>
+      </w:r>
+      <w:proofErr w:type="spellEnd"/>
+      <w:r>
+        <w:t>.</w:t>
       </w:r>
     </w:p>
     <w:p>
@@ -1867,8 +2928,17 @@
           <w:rStyle w:val="VerbatimChar"/>
           <w:lang w:val="es-MX"/>
         </w:rPr>
-        <w:t>403 Forbidden</w:t>
-      </w:r>
+        <w:t xml:space="preserve">403 </w:t>
+      </w:r>
+      <w:proofErr w:type="spellStart"/>
+      <w:r>
+        <w:rPr>
+          <w:rStyle w:val="VerbatimChar"/>
+          <w:lang w:val="es-MX"/>
+        </w:rPr>
+        <w:t>Forbidden</w:t>
+      </w:r>
+      <w:proofErr w:type="spellEnd"/>
       <w:r>
         <w:rPr>
           <w:lang w:val="es-MX"/>
@@ -1892,8 +2962,33 @@
           <w:rStyle w:val="VerbatimChar"/>
           <w:lang w:val="es-MX"/>
         </w:rPr>
-        <w:t>404 Not Found</w:t>
-      </w:r>
+        <w:t xml:space="preserve">404 </w:t>
+      </w:r>
+      <w:proofErr w:type="spellStart"/>
+      <w:r>
+        <w:rPr>
+          <w:rStyle w:val="VerbatimChar"/>
+          <w:lang w:val="es-MX"/>
+        </w:rPr>
+        <w:t>Not</w:t>
+      </w:r>
+      <w:proofErr w:type="spellEnd"/>
+      <w:r>
+        <w:rPr>
+          <w:rStyle w:val="VerbatimChar"/>
+          <w:lang w:val="es-MX"/>
+        </w:rPr>
+        <w:t xml:space="preserve"> </w:t>
+      </w:r>
+      <w:proofErr w:type="spellStart"/>
+      <w:r>
+        <w:rPr>
+          <w:rStyle w:val="VerbatimChar"/>
+          <w:lang w:val="es-MX"/>
+        </w:rPr>
+        <w:t>Found</w:t>
+      </w:r>
+      <w:proofErr w:type="spellEnd"/>
       <w:r>
         <w:rPr>
           <w:lang w:val="es-MX"/>
@@ -1929,7 +3024,39 @@
         <w:t>409 Conflict</w:t>
       </w:r>
       <w:r>
-        <w:t>: duplicidad (código/clave única existente).</w:t>
+        <w:t xml:space="preserve">: </w:t>
+      </w:r>
+      <w:proofErr w:type="spellStart"/>
+      <w:r>
+        <w:t>duplicidad</w:t>
+      </w:r>
+      <w:proofErr w:type="spellEnd"/>
+      <w:r>
+        <w:t xml:space="preserve"> (</w:t>
+      </w:r>
+      <w:proofErr w:type="spellStart"/>
+      <w:r>
+        <w:t>código</w:t>
+      </w:r>
+      <w:proofErr w:type="spellEnd"/>
+      <w:r>
+        <w:t xml:space="preserve">/clave </w:t>
+      </w:r>
+      <w:proofErr w:type="spellStart"/>
+      <w:r>
+        <w:t>única</w:t>
+      </w:r>
+      <w:proofErr w:type="spellEnd"/>
+      <w:r>
+        <w:t xml:space="preserve"> </w:t>
+      </w:r>
+      <w:proofErr w:type="spellStart"/>
+      <w:r>
+        <w:t>existente</w:t>
+      </w:r>
+      <w:proofErr w:type="spellEnd"/>
+      <w:r>
+        <w:t>).</w:t>
       </w:r>
     </w:p>
     <w:p>
@@ -1947,7 +3074,39 @@
         <w:t>500 Internal Server Error</w:t>
       </w:r>
       <w:r>
-        <w:t>: error inesperado del servidor (reintentar o reportar).</w:t>
+        <w:t xml:space="preserve">: error </w:t>
+      </w:r>
+      <w:proofErr w:type="spellStart"/>
+      <w:r>
+        <w:t>inesperado</w:t>
+      </w:r>
+      <w:proofErr w:type="spellEnd"/>
+      <w:r>
+        <w:t xml:space="preserve"> del </w:t>
+      </w:r>
+      <w:proofErr w:type="spellStart"/>
+      <w:r>
+        <w:t>servidor</w:t>
+      </w:r>
+      <w:proofErr w:type="spellEnd"/>
+      <w:r>
+        <w:t xml:space="preserve"> (</w:t>
+      </w:r>
+      <w:proofErr w:type="spellStart"/>
+      <w:r>
+        <w:t>reintentar</w:t>
+      </w:r>
+      <w:proofErr w:type="spellEnd"/>
+      <w:r>
+        <w:t xml:space="preserve"> o </w:t>
+      </w:r>
+      <w:proofErr w:type="spellStart"/>
+      <w:r>
+        <w:t>reportar</w:t>
+      </w:r>
+      <w:proofErr w:type="spellEnd"/>
+      <w:r>
+        <w:t>).</w:t>
       </w:r>
     </w:p>
     <w:p>
@@ -1960,8 +3119,8 @@
           <w:szCs w:val="28"/>
         </w:rPr>
       </w:pPr>
-      <w:bookmarkStart w:id="10" w:name="solución-de-problemas-faq"/>
-      <w:bookmarkEnd w:id="9"/>
+      <w:bookmarkStart w:id="11" w:name="solución-de-problemas-faq"/>
+      <w:bookmarkEnd w:id="10"/>
       <w:r>
         <w:rPr>
           <w:b/>
@@ -2016,13 +3175,51 @@
           <w:bCs/>
           <w:lang w:val="es-MX"/>
         </w:rPr>
-        <w:t>No aparece el botón Authorize</w:t>
-      </w:r>
-      <w:r>
-        <w:rPr>
-          <w:lang w:val="es-MX"/>
-        </w:rPr>
-        <w:t>: refresca Swagger o verifica que el API haya publicado el esquema de seguridad (Bearer). Si tu entorno usa otro esquema, consúltalo con el instructor.</w:t>
+        <w:t xml:space="preserve">No aparece el botón </w:t>
+      </w:r>
+      <w:proofErr w:type="spellStart"/>
+      <w:r>
+        <w:rPr>
+          <w:b/>
+          <w:bCs/>
+          <w:lang w:val="es-MX"/>
+        </w:rPr>
+        <w:t>Authorize</w:t>
+      </w:r>
+      <w:proofErr w:type="spellEnd"/>
+      <w:r>
+        <w:rPr>
+          <w:lang w:val="es-MX"/>
+        </w:rPr>
+        <w:t xml:space="preserve">: refresca </w:t>
+      </w:r>
+      <w:proofErr w:type="spellStart"/>
+      <w:r>
+        <w:rPr>
+          <w:lang w:val="es-MX"/>
+        </w:rPr>
+        <w:t>Swagger</w:t>
+      </w:r>
+      <w:proofErr w:type="spellEnd"/>
+      <w:r>
+        <w:rPr>
+          <w:lang w:val="es-MX"/>
+        </w:rPr>
+        <w:t xml:space="preserve"> o verifica que el API haya publicado el esquema de seguridad (</w:t>
+      </w:r>
+      <w:proofErr w:type="spellStart"/>
+      <w:r>
+        <w:rPr>
+          <w:lang w:val="es-MX"/>
+        </w:rPr>
+        <w:t>Bearer</w:t>
+      </w:r>
+      <w:proofErr w:type="spellEnd"/>
+      <w:r>
+        <w:rPr>
+          <w:lang w:val="es-MX"/>
+        </w:rPr>
+        <w:t>). Si tu entorno usa otro esquema, consúltalo con el instructor.</w:t>
       </w:r>
     </w:p>
     <w:p>
@@ -2047,6 +3244,7 @@
         </w:rPr>
         <w:t xml:space="preserve">: el token caducó o no se envió con el prefijo </w:t>
       </w:r>
+      <w:proofErr w:type="spellStart"/>
       <w:r>
         <w:rPr>
           <w:rStyle w:val="VerbatimChar"/>
@@ -2054,14 +3252,20 @@
         </w:rPr>
         <w:t>Bearer</w:t>
       </w:r>
+      <w:proofErr w:type="spellEnd"/>
       <w:r>
         <w:rPr>
           <w:lang w:val="es-MX"/>
         </w:rPr>
         <w:t xml:space="preserve">. </w:t>
       </w:r>
-      <w:r>
-        <w:t>Repite Login y Auth.</w:t>
+      <w:proofErr w:type="spellStart"/>
+      <w:r>
+        <w:t>Repite</w:t>
+      </w:r>
+      <w:proofErr w:type="spellEnd"/>
+      <w:r>
+        <w:t xml:space="preserve"> Login y Auth.</w:t>
       </w:r>
     </w:p>
     <w:p>
@@ -2115,6 +3319,7 @@
         </w:rPr>
         <w:t xml:space="preserve">: cambia </w:t>
       </w:r>
+      <w:proofErr w:type="spellStart"/>
       <w:r>
         <w:rPr>
           <w:rStyle w:val="VerbatimChar"/>
@@ -2122,6 +3327,7 @@
         </w:rPr>
         <w:t>codigo</w:t>
       </w:r>
+      <w:proofErr w:type="spellEnd"/>
       <w:r>
         <w:rPr>
           <w:lang w:val="es-MX"/>
@@ -2184,7 +3390,7 @@
     <w:p>
       <w:r>
         <w:pict w14:anchorId="14C40ADD">
-          <v:rect id="_x0000_i1216" style="width:0;height:1.5pt" o:hralign="center" o:hrstd="t" o:hr="t"/>
+          <v:rect id="_x0000_i1086" style="width:0;height:1.5pt" o:hralign="center" o:hrstd="t" o:hr="t"/>
         </w:pict>
       </w:r>
     </w:p>
@@ -2192,9 +3398,9 @@
       <w:pPr>
         <w:pStyle w:val="Ttulo3"/>
       </w:pPr>
-      <w:bookmarkStart w:id="11" w:name="orden-sugerido-de-ejercicio-1530-min"/>
-      <w:bookmarkStart w:id="12" w:name="notas-finales"/>
-      <w:bookmarkEnd w:id="10"/>
+      <w:bookmarkStart w:id="12" w:name="orden-sugerido-de-ejercicio-1530-min"/>
+      <w:bookmarkStart w:id="13" w:name="notas-finales"/>
+      <w:bookmarkEnd w:id="11"/>
       <w:r>
         <w:t>Notas finales</w:t>
       </w:r>
@@ -2241,7 +3447,21 @@
         <w:rPr>
           <w:lang w:val="es-MX"/>
         </w:rPr>
-        <w:t xml:space="preserve"> real si el Swagger muestra propiedades distintas.</w:t>
+        <w:t xml:space="preserve"> real si el </w:t>
+      </w:r>
+      <w:proofErr w:type="spellStart"/>
+      <w:r>
+        <w:rPr>
+          <w:lang w:val="es-MX"/>
+        </w:rPr>
+        <w:t>Swagger</w:t>
+      </w:r>
+      <w:proofErr w:type="spellEnd"/>
+      <w:r>
+        <w:rPr>
+          <w:lang w:val="es-MX"/>
+        </w:rPr>
+        <w:t xml:space="preserve"> muestra propiedades distintas.</w:t>
       </w:r>
     </w:p>
     <w:p>
@@ -2266,14 +3486,24 @@
           <w:rStyle w:val="VerbatimChar"/>
           <w:lang w:val="es-MX"/>
         </w:rPr>
-        <w:t>201 Created</w:t>
-      </w:r>
+        <w:t xml:space="preserve">201 </w:t>
+      </w:r>
+      <w:proofErr w:type="spellStart"/>
+      <w:r>
+        <w:rPr>
+          <w:rStyle w:val="VerbatimChar"/>
+          <w:lang w:val="es-MX"/>
+        </w:rPr>
+        <w:t>Created</w:t>
+      </w:r>
+      <w:proofErr w:type="spellEnd"/>
       <w:r>
         <w:rPr>
           <w:lang w:val="es-MX"/>
         </w:rPr>
         <w:t xml:space="preserve"> con </w:t>
       </w:r>
+      <w:proofErr w:type="spellStart"/>
       <w:r>
         <w:rPr>
           <w:rStyle w:val="VerbatimChar"/>
@@ -2281,6 +3511,7 @@
         </w:rPr>
         <w:t>Location</w:t>
       </w:r>
+      <w:proofErr w:type="spellEnd"/>
       <w:r>
         <w:rPr>
           <w:lang w:val="es-MX"/>
@@ -2301,8 +3532,8 @@
         <w:t xml:space="preserve"> como respuesta tipo por simplicidad.</w:t>
       </w:r>
       <w:bookmarkEnd w:id="0"/>
-      <w:bookmarkEnd w:id="11"/>
       <w:bookmarkEnd w:id="12"/>
+      <w:bookmarkEnd w:id="13"/>
       <w:r>
         <w:rPr>
           <w:noProof/>
@@ -2684,12 +3915,12 @@
 <w:numbering xmlns:wpc="http://schemas.microsoft.com/office/word/2010/wordprocessingCanvas" xmlns:cx="http://schemas.microsoft.com/office/drawing/2014/chartex" xmlns:cx1="http://schemas.microsoft.com/office/drawing/2015/9/8/chartex" xmlns:cx2="http://schemas.microsoft.com/office/drawing/2015/10/21/chartex" xmlns:cx3="http://schemas.microsoft.com/office/drawing/2016/5/9/chartex" xmlns:cx4="http://schemas.microsoft.com/office/drawing/2016/5/10/chartex" xmlns:cx5="http://schemas.microsoft.com/office/drawing/2016/5/11/chartex" xmlns:cx6="http://schemas.microsoft.com/office/drawing/2016/5/12/chartex" xmlns:cx7="http://schemas.microsoft.com/office/drawing/2016/5/13/chartex" xmlns:cx8="http://schemas.microsoft.com/office/drawing/2016/5/14/chartex" xmlns:mc="http://schemas.openxmlformats.org/markup-compatibility/2006" xmlns:aink="http://schemas.microsoft.com/office/drawing/2016/ink" xmlns:am3d="http://schemas.microsoft.com/office/drawing/2017/model3d" xmlns:o="urn:schemas-microsoft-com:office:office" xmlns:oel="http://schemas.microsoft.com/office/2019/extlst" xmlns:r="http://schemas.openxmlformats.org/officeDocument/2006/relationships" xmlns:m="http://schemas.openxmlformats.org/officeDocument/2006/math" xmlns:v="urn:schemas-microsoft-com:vml" xmlns:wp14="http://schemas.microsoft.com/office/word/2010/wordprocessingDrawing" xmlns:wp="http://schemas.openxmlformats.org/drawingml/2006/wordprocessingDrawing" xmlns:w10="urn:schemas-microsoft-com:office:word" xmlns:w="http://schemas.openxmlformats.org/wordprocessingml/2006/main" xmlns:w14="http://schemas.microsoft.com/office/word/2010/wordml" xmlns:w15="http://schemas.microsoft.com/office/word/2012/wordml" xmlns:w16cex="http://schemas.microsoft.com/office/word/2018/wordml/cex" xmlns:w16cid="http://schemas.microsoft.com/office/word/2016/wordml/cid" xmlns:w16="http://schemas.microsoft.com/office/word/2018/wordml" xmlns:w16du="http://schemas.microsoft.com/office/word/2023/wordml/word16du" xmlns:w16sdtdh="http://schemas.microsoft.com/office/word/2020/wordml/sdtdatahash" xmlns:w16sdtfl="http://schemas.microsoft.com/office/word/2024/wordml/sdtformatlock" xmlns:w16se="http://schemas.microsoft.com/office/word/2015/wordml/symex" xmlns:wpg="http://schemas.microsoft.com/office/word/2010/wordprocessingGroup" xmlns:wpi="http://schemas.microsoft.com/office/word/2010/wordprocessingInk" xmlns:wne="http://schemas.microsoft.com/office/word/2006/wordml" xmlns:wps="http://schemas.microsoft.com/office/word/2010/wordprocessingShape" mc:Ignorable="w14 w15 w16se w16cid w16 w16cex w16sdtdh w16sdtfl w16du wp14">
   <w:numPicBullet w:numPicBulletId="0">
     <w:pict>
-      <v:rect id="_x0000_i1076" style="width:0;height:1.5pt" o:hralign="center" o:bullet="t" o:hrstd="t" o:hr="t"/>
+      <v:rect id="_x0000_i1090" style="width:0;height:1.5pt" o:hralign="center" o:bullet="t" o:hrstd="t" o:hr="t"/>
     </w:pict>
   </w:numPicBullet>
   <w:numPicBullet w:numPicBulletId="1">
     <w:pict>
-      <v:rect id="_x0000_i1077" style="width:0;height:1.5pt" o:hralign="center" o:bullet="t" o:hrstd="t" o:hr="t"/>
+      <v:rect id="_x0000_i1091" style="width:0;height:1.5pt" o:hralign="center" o:bullet="t" o:hrstd="t" o:hr="t"/>
     </w:pict>
   </w:numPicBullet>
   <w:abstractNum w:abstractNumId="0" w15:restartNumberingAfterBreak="0">
@@ -3875,6 +5106,155 @@
     </w:lvl>
   </w:abstractNum>
   <w:abstractNum w:abstractNumId="11" w15:restartNumberingAfterBreak="0">
+    <w:nsid w:val="2010386B"/>
+    <w:multiLevelType w:val="multilevel"/>
+    <w:tmpl w:val="42CAB2DC"/>
+    <w:lvl w:ilvl="0">
+      <w:start w:val="1"/>
+      <w:numFmt w:val="bullet"/>
+      <w:lvlText w:val=""/>
+      <w:lvlJc w:val="left"/>
+      <w:pPr>
+        <w:tabs>
+          <w:tab w:val="num" w:pos="720"/>
+        </w:tabs>
+        <w:ind w:left="720" w:hanging="360"/>
+      </w:pPr>
+      <w:rPr>
+        <w:rFonts w:ascii="Symbol" w:hAnsi="Symbol" w:hint="default"/>
+        <w:sz w:val="20"/>
+      </w:rPr>
+    </w:lvl>
+    <w:lvl w:ilvl="1" w:tentative="1">
+      <w:start w:val="1"/>
+      <w:numFmt w:val="bullet"/>
+      <w:lvlText w:val="o"/>
+      <w:lvlJc w:val="left"/>
+      <w:pPr>
+        <w:tabs>
+          <w:tab w:val="num" w:pos="1440"/>
+        </w:tabs>
+        <w:ind w:left="1440" w:hanging="360"/>
+      </w:pPr>
+      <w:rPr>
+        <w:rFonts w:ascii="Courier New" w:hAnsi="Courier New" w:hint="default"/>
+        <w:sz w:val="20"/>
+      </w:rPr>
+    </w:lvl>
+    <w:lvl w:ilvl="2" w:tentative="1">
+      <w:start w:val="1"/>
+      <w:numFmt w:val="bullet"/>
+      <w:lvlText w:val=""/>
+      <w:lvlJc w:val="left"/>
+      <w:pPr>
+        <w:tabs>
+          <w:tab w:val="num" w:pos="2160"/>
+        </w:tabs>
+        <w:ind w:left="2160" w:hanging="360"/>
+      </w:pPr>
+      <w:rPr>
+        <w:rFonts w:ascii="Wingdings" w:hAnsi="Wingdings" w:hint="default"/>
+        <w:sz w:val="20"/>
+      </w:rPr>
+    </w:lvl>
+    <w:lvl w:ilvl="3" w:tentative="1">
+      <w:start w:val="1"/>
+      <w:numFmt w:val="bullet"/>
+      <w:lvlText w:val=""/>
+      <w:lvlJc w:val="left"/>
+      <w:pPr>
+        <w:tabs>
+          <w:tab w:val="num" w:pos="2880"/>
+        </w:tabs>
+        <w:ind w:left="2880" w:hanging="360"/>
+      </w:pPr>
+      <w:rPr>
+        <w:rFonts w:ascii="Wingdings" w:hAnsi="Wingdings" w:hint="default"/>
+        <w:sz w:val="20"/>
+      </w:rPr>
+    </w:lvl>
+    <w:lvl w:ilvl="4" w:tentative="1">
+      <w:start w:val="1"/>
+      <w:numFmt w:val="bullet"/>
+      <w:lvlText w:val=""/>
+      <w:lvlJc w:val="left"/>
+      <w:pPr>
+        <w:tabs>
+          <w:tab w:val="num" w:pos="3600"/>
+        </w:tabs>
+        <w:ind w:left="3600" w:hanging="360"/>
+      </w:pPr>
+      <w:rPr>
+        <w:rFonts w:ascii="Wingdings" w:hAnsi="Wingdings" w:hint="default"/>
+        <w:sz w:val="20"/>
+      </w:rPr>
+    </w:lvl>
+    <w:lvl w:ilvl="5" w:tentative="1">
+      <w:start w:val="1"/>
+      <w:numFmt w:val="bullet"/>
+      <w:lvlText w:val=""/>
+      <w:lvlJc w:val="left"/>
+      <w:pPr>
+        <w:tabs>
+          <w:tab w:val="num" w:pos="4320"/>
+        </w:tabs>
+        <w:ind w:left="4320" w:hanging="360"/>
+      </w:pPr>
+      <w:rPr>
+        <w:rFonts w:ascii="Wingdings" w:hAnsi="Wingdings" w:hint="default"/>
+        <w:sz w:val="20"/>
+      </w:rPr>
+    </w:lvl>
+    <w:lvl w:ilvl="6" w:tentative="1">
+      <w:start w:val="1"/>
+      <w:numFmt w:val="bullet"/>
+      <w:lvlText w:val=""/>
+      <w:lvlJc w:val="left"/>
+      <w:pPr>
+        <w:tabs>
+          <w:tab w:val="num" w:pos="5040"/>
+        </w:tabs>
+        <w:ind w:left="5040" w:hanging="360"/>
+      </w:pPr>
+      <w:rPr>
+        <w:rFonts w:ascii="Wingdings" w:hAnsi="Wingdings" w:hint="default"/>
+        <w:sz w:val="20"/>
+      </w:rPr>
+    </w:lvl>
+    <w:lvl w:ilvl="7" w:tentative="1">
+      <w:start w:val="1"/>
+      <w:numFmt w:val="bullet"/>
+      <w:lvlText w:val=""/>
+      <w:lvlJc w:val="left"/>
+      <w:pPr>
+        <w:tabs>
+          <w:tab w:val="num" w:pos="5760"/>
+        </w:tabs>
+        <w:ind w:left="5760" w:hanging="360"/>
+      </w:pPr>
+      <w:rPr>
+        <w:rFonts w:ascii="Wingdings" w:hAnsi="Wingdings" w:hint="default"/>
+        <w:sz w:val="20"/>
+      </w:rPr>
+    </w:lvl>
+    <w:lvl w:ilvl="8" w:tentative="1">
+      <w:start w:val="1"/>
+      <w:numFmt w:val="bullet"/>
+      <w:lvlText w:val=""/>
+      <w:lvlJc w:val="left"/>
+      <w:pPr>
+        <w:tabs>
+          <w:tab w:val="num" w:pos="6480"/>
+        </w:tabs>
+        <w:ind w:left="6480" w:hanging="360"/>
+      </w:pPr>
+      <w:rPr>
+        <w:rFonts w:ascii="Wingdings" w:hAnsi="Wingdings" w:hint="default"/>
+        <w:sz w:val="20"/>
+      </w:rPr>
+    </w:lvl>
+  </w:abstractNum>
+  <w:abstractNum w:abstractNumId="12" w15:restartNumberingAfterBreak="0">
     <w:nsid w:val="21550325"/>
     <w:multiLevelType w:val="multilevel"/>
     <w:tmpl w:val="AD309F1E"/>
@@ -3987,7 +5367,93 @@
       </w:pPr>
     </w:lvl>
   </w:abstractNum>
-  <w:abstractNum w:abstractNumId="12" w15:restartNumberingAfterBreak="0">
+  <w:abstractNum w:abstractNumId="13" w15:restartNumberingAfterBreak="0">
+    <w:nsid w:val="22530A38"/>
+    <w:multiLevelType w:val="hybridMultilevel"/>
+    <w:tmpl w:val="4B9AD65E"/>
+    <w:lvl w:ilvl="0" w:tplc="080A000F">
+      <w:start w:val="1"/>
+      <w:numFmt w:val="decimal"/>
+      <w:lvlText w:val="%1."/>
+      <w:lvlJc w:val="left"/>
+      <w:pPr>
+        <w:ind w:left="1080" w:hanging="360"/>
+      </w:pPr>
+    </w:lvl>
+    <w:lvl w:ilvl="1" w:tplc="080A0019" w:tentative="1">
+      <w:start w:val="1"/>
+      <w:numFmt w:val="lowerLetter"/>
+      <w:lvlText w:val="%2."/>
+      <w:lvlJc w:val="left"/>
+      <w:pPr>
+        <w:ind w:left="1800" w:hanging="360"/>
+      </w:pPr>
+    </w:lvl>
+    <w:lvl w:ilvl="2" w:tplc="080A001B" w:tentative="1">
+      <w:start w:val="1"/>
+      <w:numFmt w:val="lowerRoman"/>
+      <w:lvlText w:val="%3."/>
+      <w:lvlJc w:val="right"/>
+      <w:pPr>
+        <w:ind w:left="2520" w:hanging="180"/>
+      </w:pPr>
+    </w:lvl>
+    <w:lvl w:ilvl="3" w:tplc="080A000F" w:tentative="1">
+      <w:start w:val="1"/>
+      <w:numFmt w:val="decimal"/>
+      <w:lvlText w:val="%4."/>
+      <w:lvlJc w:val="left"/>
+      <w:pPr>
+        <w:ind w:left="3240" w:hanging="360"/>
+      </w:pPr>
+    </w:lvl>
+    <w:lvl w:ilvl="4" w:tplc="080A0019" w:tentative="1">
+      <w:start w:val="1"/>
+      <w:numFmt w:val="lowerLetter"/>
+      <w:lvlText w:val="%5."/>
+      <w:lvlJc w:val="left"/>
+      <w:pPr>
+        <w:ind w:left="3960" w:hanging="360"/>
+      </w:pPr>
+    </w:lvl>
+    <w:lvl w:ilvl="5" w:tplc="080A001B" w:tentative="1">
+      <w:start w:val="1"/>
+      <w:numFmt w:val="lowerRoman"/>
+      <w:lvlText w:val="%6."/>
+      <w:lvlJc w:val="right"/>
+      <w:pPr>
+        <w:ind w:left="4680" w:hanging="180"/>
+      </w:pPr>
+    </w:lvl>
+    <w:lvl w:ilvl="6" w:tplc="080A000F" w:tentative="1">
+      <w:start w:val="1"/>
+      <w:numFmt w:val="decimal"/>
+      <w:lvlText w:val="%7."/>
+      <w:lvlJc w:val="left"/>
+      <w:pPr>
+        <w:ind w:left="5400" w:hanging="360"/>
+      </w:pPr>
+    </w:lvl>
+    <w:lvl w:ilvl="7" w:tplc="080A0019" w:tentative="1">
+      <w:start w:val="1"/>
+      <w:numFmt w:val="lowerLetter"/>
+      <w:lvlText w:val="%8."/>
+      <w:lvlJc w:val="left"/>
+      <w:pPr>
+        <w:ind w:left="6120" w:hanging="360"/>
+      </w:pPr>
+    </w:lvl>
+    <w:lvl w:ilvl="8" w:tplc="080A001B" w:tentative="1">
+      <w:start w:val="1"/>
+      <w:numFmt w:val="lowerRoman"/>
+      <w:lvlText w:val="%9."/>
+      <w:lvlJc w:val="right"/>
+      <w:pPr>
+        <w:ind w:left="6840" w:hanging="180"/>
+      </w:pPr>
+    </w:lvl>
+  </w:abstractNum>
+  <w:abstractNum w:abstractNumId="14" w15:restartNumberingAfterBreak="0">
     <w:nsid w:val="252D6747"/>
     <w:multiLevelType w:val="multilevel"/>
     <w:tmpl w:val="B46891FA"/>
@@ -4100,7 +5566,7 @@
       </w:pPr>
     </w:lvl>
   </w:abstractNum>
-  <w:abstractNum w:abstractNumId="13" w15:restartNumberingAfterBreak="0">
+  <w:abstractNum w:abstractNumId="15" w15:restartNumberingAfterBreak="0">
     <w:nsid w:val="35483B0B"/>
     <w:multiLevelType w:val="multilevel"/>
     <w:tmpl w:val="B8A40468"/>
@@ -4213,7 +5679,120 @@
       </w:pPr>
     </w:lvl>
   </w:abstractNum>
-  <w:abstractNum w:abstractNumId="14" w15:restartNumberingAfterBreak="0">
+  <w:abstractNum w:abstractNumId="16" w15:restartNumberingAfterBreak="0">
+    <w:nsid w:val="37E05E82"/>
+    <w:multiLevelType w:val="multilevel"/>
+    <w:tmpl w:val="FAFAF55C"/>
+    <w:lvl w:ilvl="0">
+      <w:start w:val="1"/>
+      <w:numFmt w:val="decimal"/>
+      <w:lvlText w:val="%1."/>
+      <w:lvlJc w:val="left"/>
+      <w:pPr>
+        <w:tabs>
+          <w:tab w:val="num" w:pos="720"/>
+        </w:tabs>
+        <w:ind w:left="720" w:hanging="360"/>
+      </w:pPr>
+    </w:lvl>
+    <w:lvl w:ilvl="1">
+      <w:start w:val="1"/>
+      <w:numFmt w:val="decimal"/>
+      <w:lvlText w:val="%2."/>
+      <w:lvlJc w:val="left"/>
+      <w:pPr>
+        <w:tabs>
+          <w:tab w:val="num" w:pos="1440"/>
+        </w:tabs>
+        <w:ind w:left="1440" w:hanging="360"/>
+      </w:pPr>
+    </w:lvl>
+    <w:lvl w:ilvl="2">
+      <w:start w:val="1"/>
+      <w:numFmt w:val="decimal"/>
+      <w:lvlText w:val="%3."/>
+      <w:lvlJc w:val="left"/>
+      <w:pPr>
+        <w:tabs>
+          <w:tab w:val="num" w:pos="2160"/>
+        </w:tabs>
+        <w:ind w:left="2160" w:hanging="360"/>
+      </w:pPr>
+    </w:lvl>
+    <w:lvl w:ilvl="3">
+      <w:start w:val="1"/>
+      <w:numFmt w:val="decimal"/>
+      <w:lvlText w:val="%4."/>
+      <w:lvlJc w:val="left"/>
+      <w:pPr>
+        <w:tabs>
+          <w:tab w:val="num" w:pos="2880"/>
+        </w:tabs>
+        <w:ind w:left="2880" w:hanging="360"/>
+      </w:pPr>
+    </w:lvl>
+    <w:lvl w:ilvl="4">
+      <w:start w:val="1"/>
+      <w:numFmt w:val="decimal"/>
+      <w:lvlText w:val="%5."/>
+      <w:lvlJc w:val="left"/>
+      <w:pPr>
+        <w:tabs>
+          <w:tab w:val="num" w:pos="3600"/>
+        </w:tabs>
+        <w:ind w:left="3600" w:hanging="360"/>
+      </w:pPr>
+    </w:lvl>
+    <w:lvl w:ilvl="5">
+      <w:start w:val="1"/>
+      <w:numFmt w:val="decimal"/>
+      <w:lvlText w:val="%6."/>
+      <w:lvlJc w:val="left"/>
+      <w:pPr>
+        <w:tabs>
+          <w:tab w:val="num" w:pos="4320"/>
+        </w:tabs>
+        <w:ind w:left="4320" w:hanging="360"/>
+      </w:pPr>
+    </w:lvl>
+    <w:lvl w:ilvl="6">
+      <w:start w:val="1"/>
+      <w:numFmt w:val="decimal"/>
+      <w:lvlText w:val="%7."/>
+      <w:lvlJc w:val="left"/>
+      <w:pPr>
+        <w:tabs>
+          <w:tab w:val="num" w:pos="5040"/>
+        </w:tabs>
+        <w:ind w:left="5040" w:hanging="360"/>
+      </w:pPr>
+    </w:lvl>
+    <w:lvl w:ilvl="7">
+      <w:start w:val="1"/>
+      <w:numFmt w:val="decimal"/>
+      <w:lvlText w:val="%8."/>
+      <w:lvlJc w:val="left"/>
+      <w:pPr>
+        <w:tabs>
+          <w:tab w:val="num" w:pos="5760"/>
+        </w:tabs>
+        <w:ind w:left="5760" w:hanging="360"/>
+      </w:pPr>
+    </w:lvl>
+    <w:lvl w:ilvl="8">
+      <w:start w:val="1"/>
+      <w:numFmt w:val="decimal"/>
+      <w:lvlText w:val="%9."/>
+      <w:lvlJc w:val="left"/>
+      <w:pPr>
+        <w:tabs>
+          <w:tab w:val="num" w:pos="6480"/>
+        </w:tabs>
+        <w:ind w:left="6480" w:hanging="360"/>
+      </w:pPr>
+    </w:lvl>
+  </w:abstractNum>
+  <w:abstractNum w:abstractNumId="17" w15:restartNumberingAfterBreak="0">
     <w:nsid w:val="3FEA3E59"/>
     <w:multiLevelType w:val="multilevel"/>
     <w:tmpl w:val="4AAC2354"/>
@@ -4326,7 +5905,7 @@
       </w:pPr>
     </w:lvl>
   </w:abstractNum>
-  <w:abstractNum w:abstractNumId="15" w15:restartNumberingAfterBreak="0">
+  <w:abstractNum w:abstractNumId="18" w15:restartNumberingAfterBreak="0">
     <w:nsid w:val="42085F3A"/>
     <w:multiLevelType w:val="hybridMultilevel"/>
     <w:tmpl w:val="17A0C500"/>
@@ -4439,7 +6018,7 @@
       </w:rPr>
     </w:lvl>
   </w:abstractNum>
-  <w:abstractNum w:abstractNumId="16" w15:restartNumberingAfterBreak="0">
+  <w:abstractNum w:abstractNumId="19" w15:restartNumberingAfterBreak="0">
     <w:nsid w:val="486D3FF8"/>
     <w:multiLevelType w:val="multilevel"/>
     <w:tmpl w:val="A016D7B4"/>
@@ -4552,7 +6131,7 @@
       </w:pPr>
     </w:lvl>
   </w:abstractNum>
-  <w:abstractNum w:abstractNumId="17" w15:restartNumberingAfterBreak="0">
+  <w:abstractNum w:abstractNumId="20" w15:restartNumberingAfterBreak="0">
     <w:nsid w:val="48B63B30"/>
     <w:multiLevelType w:val="multilevel"/>
     <w:tmpl w:val="DE68E81A"/>
@@ -4665,7 +6244,7 @@
       </w:pPr>
     </w:lvl>
   </w:abstractNum>
-  <w:abstractNum w:abstractNumId="18" w15:restartNumberingAfterBreak="0">
+  <w:abstractNum w:abstractNumId="21" w15:restartNumberingAfterBreak="0">
     <w:nsid w:val="52E13763"/>
     <w:multiLevelType w:val="multilevel"/>
     <w:tmpl w:val="0F9A0E6A"/>
@@ -4778,7 +6357,7 @@
       </w:pPr>
     </w:lvl>
   </w:abstractNum>
-  <w:abstractNum w:abstractNumId="19" w15:restartNumberingAfterBreak="0">
+  <w:abstractNum w:abstractNumId="22" w15:restartNumberingAfterBreak="0">
     <w:nsid w:val="62594F02"/>
     <w:multiLevelType w:val="multilevel"/>
     <w:tmpl w:val="9F4E0D66"/>
@@ -4891,7 +6470,7 @@
       </w:pPr>
     </w:lvl>
   </w:abstractNum>
-  <w:abstractNum w:abstractNumId="20" w15:restartNumberingAfterBreak="0">
+  <w:abstractNum w:abstractNumId="23" w15:restartNumberingAfterBreak="0">
     <w:nsid w:val="64CA6774"/>
     <w:multiLevelType w:val="multilevel"/>
     <w:tmpl w:val="2DA2F5CE"/>
@@ -5040,7 +6619,7 @@
       </w:rPr>
     </w:lvl>
   </w:abstractNum>
-  <w:abstractNum w:abstractNumId="21" w15:restartNumberingAfterBreak="0">
+  <w:abstractNum w:abstractNumId="24" w15:restartNumberingAfterBreak="0">
     <w:nsid w:val="67D75F7C"/>
     <w:multiLevelType w:val="hybridMultilevel"/>
     <w:tmpl w:val="C5A2582C"/>
@@ -5152,7 +6731,7 @@
       </w:rPr>
     </w:lvl>
   </w:abstractNum>
-  <w:abstractNum w:abstractNumId="22" w15:restartNumberingAfterBreak="0">
+  <w:abstractNum w:abstractNumId="25" w15:restartNumberingAfterBreak="0">
     <w:nsid w:val="6D454437"/>
     <w:multiLevelType w:val="multilevel"/>
     <w:tmpl w:val="7A28D952"/>
@@ -5265,7 +6844,7 @@
       </w:pPr>
     </w:lvl>
   </w:abstractNum>
-  <w:abstractNum w:abstractNumId="23" w15:restartNumberingAfterBreak="0">
+  <w:abstractNum w:abstractNumId="26" w15:restartNumberingAfterBreak="0">
     <w:nsid w:val="6FC23CDC"/>
     <w:multiLevelType w:val="multilevel"/>
     <w:tmpl w:val="2EB41B84"/>
@@ -5378,7 +6957,7 @@
       </w:pPr>
     </w:lvl>
   </w:abstractNum>
-  <w:abstractNum w:abstractNumId="24" w15:restartNumberingAfterBreak="0">
+  <w:abstractNum w:abstractNumId="27" w15:restartNumberingAfterBreak="0">
     <w:nsid w:val="79D06B52"/>
     <w:multiLevelType w:val="multilevel"/>
     <w:tmpl w:val="F73430DE"/>
@@ -5491,7 +7070,7 @@
       </w:pPr>
     </w:lvl>
   </w:abstractNum>
-  <w:abstractNum w:abstractNumId="25" w15:restartNumberingAfterBreak="0">
+  <w:abstractNum w:abstractNumId="28" w15:restartNumberingAfterBreak="0">
     <w:nsid w:val="7A3807FE"/>
     <w:multiLevelType w:val="multilevel"/>
     <w:tmpl w:val="95AED9D0"/>
@@ -5605,7 +7184,7 @@
     </w:lvl>
   </w:abstractNum>
   <w:num w:numId="1" w16cid:durableId="282812885">
-    <w:abstractNumId w:val="21"/>
+    <w:abstractNumId w:val="24"/>
   </w:num>
   <w:num w:numId="2" w16cid:durableId="1260914112">
     <w:abstractNumId w:val="0"/>
@@ -5977,10 +7556,10 @@
     </w:lvlOverride>
   </w:num>
   <w:num w:numId="17" w16cid:durableId="1878005792">
-    <w:abstractNumId w:val="15"/>
+    <w:abstractNumId w:val="18"/>
   </w:num>
   <w:num w:numId="18" w16cid:durableId="1562862834">
-    <w:abstractNumId w:val="11"/>
+    <w:abstractNumId w:val="12"/>
   </w:num>
   <w:num w:numId="19" w16cid:durableId="1672444293">
     <w:abstractNumId w:val="7"/>
@@ -5995,43 +7574,43 @@
     <w:abstractNumId w:val="9"/>
   </w:num>
   <w:num w:numId="23" w16cid:durableId="2110809743">
-    <w:abstractNumId w:val="23"/>
+    <w:abstractNumId w:val="26"/>
   </w:num>
   <w:num w:numId="24" w16cid:durableId="1291091803">
-    <w:abstractNumId w:val="12"/>
+    <w:abstractNumId w:val="14"/>
   </w:num>
   <w:num w:numId="25" w16cid:durableId="1560903460">
     <w:abstractNumId w:val="8"/>
   </w:num>
   <w:num w:numId="26" w16cid:durableId="650208646">
-    <w:abstractNumId w:val="18"/>
+    <w:abstractNumId w:val="21"/>
   </w:num>
   <w:num w:numId="27" w16cid:durableId="739137483">
-    <w:abstractNumId w:val="19"/>
+    <w:abstractNumId w:val="22"/>
   </w:num>
   <w:num w:numId="28" w16cid:durableId="1640377577">
+    <w:abstractNumId w:val="20"/>
+  </w:num>
+  <w:num w:numId="29" w16cid:durableId="1318071285">
     <w:abstractNumId w:val="17"/>
   </w:num>
-  <w:num w:numId="29" w16cid:durableId="1318071285">
-    <w:abstractNumId w:val="14"/>
-  </w:num>
   <w:num w:numId="30" w16cid:durableId="1256280261">
-    <w:abstractNumId w:val="20"/>
+    <w:abstractNumId w:val="23"/>
   </w:num>
   <w:num w:numId="31" w16cid:durableId="1568102427">
-    <w:abstractNumId w:val="16"/>
+    <w:abstractNumId w:val="19"/>
   </w:num>
   <w:num w:numId="32" w16cid:durableId="833881734">
     <w:abstractNumId w:val="10"/>
   </w:num>
   <w:num w:numId="33" w16cid:durableId="671684600">
-    <w:abstractNumId w:val="13"/>
+    <w:abstractNumId w:val="15"/>
   </w:num>
   <w:num w:numId="34" w16cid:durableId="1537815711">
-    <w:abstractNumId w:val="25"/>
+    <w:abstractNumId w:val="28"/>
   </w:num>
   <w:num w:numId="35" w16cid:durableId="1362248205">
-    <w:abstractNumId w:val="22"/>
+    <w:abstractNumId w:val="25"/>
   </w:num>
   <w:num w:numId="36" w16cid:durableId="1877498295">
     <w:abstractNumId w:val="4"/>
@@ -6040,7 +7619,43 @@
     <w:abstractNumId w:val="6"/>
   </w:num>
   <w:num w:numId="38" w16cid:durableId="401417978">
-    <w:abstractNumId w:val="24"/>
+    <w:abstractNumId w:val="27"/>
+  </w:num>
+  <w:num w:numId="39" w16cid:durableId="1696736214">
+    <w:abstractNumId w:val="16"/>
+    <w:lvlOverride w:ilvl="0">
+      <w:startOverride w:val="1"/>
+    </w:lvlOverride>
+    <w:lvlOverride w:ilvl="1">
+      <w:startOverride w:val="1"/>
+    </w:lvlOverride>
+    <w:lvlOverride w:ilvl="2">
+      <w:startOverride w:val="1"/>
+    </w:lvlOverride>
+    <w:lvlOverride w:ilvl="3">
+      <w:startOverride w:val="1"/>
+    </w:lvlOverride>
+    <w:lvlOverride w:ilvl="4">
+      <w:startOverride w:val="1"/>
+    </w:lvlOverride>
+    <w:lvlOverride w:ilvl="5">
+      <w:startOverride w:val="1"/>
+    </w:lvlOverride>
+    <w:lvlOverride w:ilvl="6">
+      <w:startOverride w:val="1"/>
+    </w:lvlOverride>
+    <w:lvlOverride w:ilvl="7">
+      <w:startOverride w:val="1"/>
+    </w:lvlOverride>
+    <w:lvlOverride w:ilvl="8">
+      <w:startOverride w:val="1"/>
+    </w:lvlOverride>
+  </w:num>
+  <w:num w:numId="40" w16cid:durableId="635765308">
+    <w:abstractNumId w:val="11"/>
+  </w:num>
+  <w:num w:numId="41" w16cid:durableId="914433994">
+    <w:abstractNumId w:val="13"/>
   </w:num>
 </w:numbering>
 </file>

--- a/Practicas/Practica 10/Practica10_Liberacion.docx
+++ b/Practicas/Practica 10/Practica10_Liberacion.docx
@@ -162,43 +162,19 @@
         </w:rPr>
         <w:t xml:space="preserve">Que los participantes utilicen </w:t>
       </w:r>
-      <w:proofErr w:type="spellStart"/>
-      <w:r>
-        <w:rPr>
-          <w:b/>
-          <w:bCs/>
-          <w:lang w:val="es-MX"/>
-        </w:rPr>
-        <w:t>Swagger</w:t>
-      </w:r>
-      <w:proofErr w:type="spellEnd"/>
-      <w:r>
-        <w:rPr>
-          <w:b/>
-          <w:bCs/>
-          <w:lang w:val="es-MX"/>
-        </w:rPr>
-        <w:t xml:space="preserve"> UI</w:t>
-      </w:r>
-      <w:r>
-        <w:rPr>
-          <w:lang w:val="es-MX"/>
-        </w:rPr>
-        <w:t xml:space="preserve"> para autenticarse y probar los </w:t>
-      </w:r>
-      <w:proofErr w:type="spellStart"/>
-      <w:r>
-        <w:rPr>
-          <w:lang w:val="es-MX"/>
-        </w:rPr>
-        <w:t>endpoints</w:t>
-      </w:r>
-      <w:proofErr w:type="spellEnd"/>
-      <w:r>
-        <w:rPr>
-          <w:lang w:val="es-MX"/>
-        </w:rPr>
-        <w:t xml:space="preserve"> </w:t>
+      <w:r>
+        <w:rPr>
+          <w:b/>
+          <w:bCs/>
+          <w:lang w:val="es-MX"/>
+        </w:rPr>
+        <w:t>Swagger UI</w:t>
+      </w:r>
+      <w:r>
+        <w:rPr>
+          <w:lang w:val="es-MX"/>
+        </w:rPr>
+        <w:t xml:space="preserve"> para autenticarse y probar los endpoints </w:t>
       </w:r>
       <w:r>
         <w:rPr>
@@ -281,21 +257,7 @@
         <w:rPr>
           <w:lang w:val="es-MX"/>
         </w:rPr>
-        <w:t xml:space="preserve">URL de </w:t>
-      </w:r>
-      <w:proofErr w:type="spellStart"/>
-      <w:r>
-        <w:rPr>
-          <w:lang w:val="es-MX"/>
-        </w:rPr>
-        <w:t>Swagger</w:t>
-      </w:r>
-      <w:proofErr w:type="spellEnd"/>
-      <w:r>
-        <w:rPr>
-          <w:lang w:val="es-MX"/>
-        </w:rPr>
-        <w:t xml:space="preserve"> (entregada por el instructor).</w:t>
+        <w:t>URL de Swagger (entregada por el instructor).</w:t>
       </w:r>
     </w:p>
     <w:p>
@@ -331,21 +293,7 @@
         <w:rPr>
           <w:lang w:val="pt-BR"/>
         </w:rPr>
-        <w:t xml:space="preserve">Navegador </w:t>
-      </w:r>
-      <w:proofErr w:type="spellStart"/>
-      <w:r>
-        <w:rPr>
-          <w:lang w:val="pt-BR"/>
-        </w:rPr>
-        <w:t>actualizado</w:t>
-      </w:r>
-      <w:proofErr w:type="spellEnd"/>
-      <w:r>
-        <w:rPr>
-          <w:lang w:val="pt-BR"/>
-        </w:rPr>
-        <w:t xml:space="preserve"> (Chrome/Edge/Firefox).</w:t>
+        <w:t>Navegador actualizado (Chrome/Edge/Firefox).</w:t>
       </w:r>
     </w:p>
     <w:p>
@@ -385,61 +333,22 @@
         <w:rPr>
           <w:lang w:val="es-MX"/>
         </w:rPr>
-        <w:t xml:space="preserve"> - Todas las peticiones, salvo </w:t>
-      </w:r>
-      <w:proofErr w:type="spellStart"/>
-      <w:r>
-        <w:rPr>
-          <w:lang w:val="es-MX"/>
-        </w:rPr>
-        <w:t>Login</w:t>
-      </w:r>
-      <w:proofErr w:type="spellEnd"/>
-      <w:r>
-        <w:rPr>
-          <w:lang w:val="es-MX"/>
-        </w:rPr>
-        <w:t xml:space="preserve">, requieren </w:t>
-      </w:r>
-      <w:proofErr w:type="spellStart"/>
-      <w:r>
-        <w:rPr>
-          <w:b/>
-          <w:bCs/>
-          <w:lang w:val="es-MX"/>
-        </w:rPr>
-        <w:t>Bearer</w:t>
-      </w:r>
-      <w:proofErr w:type="spellEnd"/>
-      <w:r>
-        <w:rPr>
-          <w:b/>
-          <w:bCs/>
-          <w:lang w:val="es-MX"/>
-        </w:rPr>
-        <w:t xml:space="preserve"> Token</w:t>
-      </w:r>
-      <w:r>
-        <w:rPr>
-          <w:lang w:val="es-MX"/>
-        </w:rPr>
-        <w:t xml:space="preserve"> en el </w:t>
-      </w:r>
-      <w:proofErr w:type="spellStart"/>
-      <w:r>
-        <w:rPr>
-          <w:lang w:val="es-MX"/>
-        </w:rPr>
-        <w:t>header</w:t>
-      </w:r>
-      <w:proofErr w:type="spellEnd"/>
-      <w:r>
-        <w:rPr>
-          <w:lang w:val="es-MX"/>
-        </w:rPr>
-        <w:t xml:space="preserve"> </w:t>
-      </w:r>
-      <w:proofErr w:type="spellStart"/>
+        <w:t xml:space="preserve"> - Todas las peticiones, salvo Login, requieren </w:t>
+      </w:r>
+      <w:r>
+        <w:rPr>
+          <w:b/>
+          <w:bCs/>
+          <w:lang w:val="es-MX"/>
+        </w:rPr>
+        <w:t>Bearer Token</w:t>
+      </w:r>
+      <w:r>
+        <w:rPr>
+          <w:lang w:val="es-MX"/>
+        </w:rPr>
+        <w:t xml:space="preserve"> en el header </w:t>
+      </w:r>
       <w:r>
         <w:rPr>
           <w:b/>
@@ -448,14 +357,12 @@
         </w:rPr>
         <w:t>Authorization</w:t>
       </w:r>
-      <w:proofErr w:type="spellEnd"/>
       <w:r>
         <w:rPr>
           <w:lang w:val="es-MX"/>
         </w:rPr>
         <w:t xml:space="preserve"> (se configura en </w:t>
       </w:r>
-      <w:proofErr w:type="spellStart"/>
       <w:r>
         <w:rPr>
           <w:b/>
@@ -464,26 +371,11 @@
         </w:rPr>
         <w:t>Authorize</w:t>
       </w:r>
-      <w:proofErr w:type="spellEnd"/>
-      <w:r>
-        <w:rPr>
-          <w:lang w:val="es-MX"/>
-        </w:rPr>
-        <w:t xml:space="preserve"> de </w:t>
-      </w:r>
-      <w:proofErr w:type="spellStart"/>
-      <w:r>
-        <w:rPr>
-          <w:lang w:val="es-MX"/>
-        </w:rPr>
-        <w:t>Swagger</w:t>
-      </w:r>
-      <w:proofErr w:type="spellEnd"/>
-      <w:r>
-        <w:rPr>
-          <w:lang w:val="es-MX"/>
-        </w:rPr>
-        <w:t xml:space="preserve">). - Los JSON de ejemplo son </w:t>
+      <w:r>
+        <w:rPr>
+          <w:lang w:val="es-MX"/>
+        </w:rPr>
+        <w:t xml:space="preserve"> de Swagger). - Los JSON de ejemplo son </w:t>
       </w:r>
       <w:r>
         <w:rPr>
@@ -510,21 +402,7 @@
         <w:rPr>
           <w:lang w:val="es-MX"/>
         </w:rPr>
-        <w:t xml:space="preserve">) del </w:t>
-      </w:r>
-      <w:proofErr w:type="spellStart"/>
-      <w:r>
-        <w:rPr>
-          <w:lang w:val="es-MX"/>
-        </w:rPr>
-        <w:t>backend</w:t>
-      </w:r>
-      <w:proofErr w:type="spellEnd"/>
-      <w:r>
-        <w:rPr>
-          <w:lang w:val="es-MX"/>
-        </w:rPr>
-        <w:t>.</w:t>
+        <w:t>) del backend.</w:t>
       </w:r>
     </w:p>
     <w:p>
@@ -653,27 +531,18 @@
           <w:lang w:eastAsia="en-US"/>
         </w:rPr>
       </w:pPr>
-      <w:proofErr w:type="spellStart"/>
       <w:r>
         <w:rPr>
           <w:rFonts w:asciiTheme="minorHAnsi" w:eastAsiaTheme="minorHAnsi" w:hAnsiTheme="minorHAnsi" w:cstheme="minorBidi"/>
           <w:lang w:eastAsia="en-US"/>
         </w:rPr>
-        <w:t>Endpoint</w:t>
-      </w:r>
-      <w:proofErr w:type="spellEnd"/>
+        <w:t>Endpoint para la consulta de los avisos de prueba enviados al LAPEM relacionados con el expediente</w:t>
+      </w:r>
       <w:r>
         <w:rPr>
           <w:rFonts w:asciiTheme="minorHAnsi" w:eastAsiaTheme="minorHAnsi" w:hAnsiTheme="minorHAnsi" w:cstheme="minorBidi"/>
           <w:lang w:eastAsia="en-US"/>
         </w:rPr>
-        <w:t xml:space="preserve"> para la consulta de los avisos de prueba enviados al LAPEM relacionados con el expediente</w:t>
-      </w:r>
-      <w:r>
-        <w:rPr>
-          <w:rFonts w:asciiTheme="minorHAnsi" w:eastAsiaTheme="minorHAnsi" w:hAnsiTheme="minorHAnsi" w:cstheme="minorBidi"/>
-          <w:lang w:eastAsia="en-US"/>
-        </w:rPr>
         <w:t>.</w:t>
       </w:r>
     </w:p>
@@ -710,19 +579,8 @@
           <w:sz w:val="28"/>
           <w:szCs w:val="28"/>
         </w:rPr>
-        <w:t xml:space="preserve">Paso 0 – Ingreso a </w:t>
-      </w:r>
-      <w:proofErr w:type="spellStart"/>
-      <w:r>
-        <w:rPr>
-          <w:b/>
-          <w:bCs/>
-          <w:sz w:val="28"/>
-          <w:szCs w:val="28"/>
-        </w:rPr>
-        <w:t>Swagger</w:t>
-      </w:r>
-      <w:proofErr w:type="spellEnd"/>
+        <w:t>Paso 0 – Ingreso a Swagger</w:t>
+      </w:r>
     </w:p>
     <w:p>
       <w:pPr>
@@ -739,21 +597,7 @@
         <w:rPr>
           <w:lang w:val="es-MX"/>
         </w:rPr>
-        <w:t xml:space="preserve">Abre la URL de </w:t>
-      </w:r>
-      <w:proofErr w:type="spellStart"/>
-      <w:r>
-        <w:rPr>
-          <w:lang w:val="es-MX"/>
-        </w:rPr>
-        <w:t>Swagger</w:t>
-      </w:r>
-      <w:proofErr w:type="spellEnd"/>
-      <w:r>
-        <w:rPr>
-          <w:lang w:val="es-MX"/>
-        </w:rPr>
-        <w:t>.</w:t>
+        <w:t>Abre la URL de Swagger.</w:t>
       </w:r>
     </w:p>
     <w:p>
@@ -771,21 +615,7 @@
         <w:rPr>
           <w:lang w:val="es-MX"/>
         </w:rPr>
-        <w:t xml:space="preserve">Identifica el buscador de </w:t>
-      </w:r>
-      <w:proofErr w:type="spellStart"/>
-      <w:r>
-        <w:rPr>
-          <w:lang w:val="es-MX"/>
-        </w:rPr>
-        <w:t>endpoints</w:t>
-      </w:r>
-      <w:proofErr w:type="spellEnd"/>
-      <w:r>
-        <w:rPr>
-          <w:lang w:val="es-MX"/>
-        </w:rPr>
-        <w:t xml:space="preserve"> y los grupos (tags) del costado.</w:t>
+        <w:t>Identifica el buscador de endpoints y los grupos (tags) del costado.</w:t>
       </w:r>
     </w:p>
     <w:p>
@@ -811,43 +641,14 @@
           <w:bCs/>
           <w:lang w:val="es-MX"/>
         </w:rPr>
-        <w:t xml:space="preserve">Try </w:t>
-      </w:r>
-      <w:proofErr w:type="spellStart"/>
-      <w:r>
-        <w:rPr>
-          <w:b/>
-          <w:bCs/>
-          <w:lang w:val="es-MX"/>
-        </w:rPr>
-        <w:t>it</w:t>
-      </w:r>
-      <w:proofErr w:type="spellEnd"/>
-      <w:r>
-        <w:rPr>
-          <w:b/>
-          <w:bCs/>
-          <w:lang w:val="es-MX"/>
-        </w:rPr>
-        <w:t xml:space="preserve"> </w:t>
-      </w:r>
-      <w:proofErr w:type="spellStart"/>
-      <w:r>
-        <w:rPr>
-          <w:b/>
-          <w:bCs/>
-          <w:lang w:val="es-MX"/>
-        </w:rPr>
-        <w:t>out</w:t>
-      </w:r>
-      <w:proofErr w:type="spellEnd"/>
+        <w:t>Try it out</w:t>
+      </w:r>
       <w:r>
         <w:rPr>
           <w:lang w:val="es-MX"/>
         </w:rPr>
         <w:t xml:space="preserve">, </w:t>
       </w:r>
-      <w:proofErr w:type="spellStart"/>
       <w:r>
         <w:rPr>
           <w:b/>
@@ -856,7 +657,6 @@
         </w:rPr>
         <w:t>Execute</w:t>
       </w:r>
-      <w:proofErr w:type="spellEnd"/>
       <w:r>
         <w:rPr>
           <w:lang w:val="es-MX"/>
@@ -877,7 +677,6 @@
         </w:rPr>
         <w:t xml:space="preserve">, y el botón </w:t>
       </w:r>
-      <w:proofErr w:type="spellStart"/>
       <w:r>
         <w:rPr>
           <w:b/>
@@ -886,7 +685,6 @@
         </w:rPr>
         <w:t>Authorize</w:t>
       </w:r>
-      <w:proofErr w:type="spellEnd"/>
       <w:r>
         <w:rPr>
           <w:lang w:val="es-MX"/>
@@ -949,23 +747,13 @@
           <w:lang w:val="es-MX"/>
         </w:rPr>
       </w:pPr>
-      <w:proofErr w:type="spellStart"/>
-      <w:r>
-        <w:rPr>
-          <w:b/>
-          <w:bCs/>
-          <w:lang w:val="es-MX"/>
-        </w:rPr>
-        <w:t>Endpoint</w:t>
-      </w:r>
-      <w:proofErr w:type="spellEnd"/>
-      <w:r>
-        <w:rPr>
-          <w:b/>
-          <w:bCs/>
-          <w:lang w:val="es-MX"/>
-        </w:rPr>
-        <w:t>:</w:t>
+      <w:r>
+        <w:rPr>
+          <w:b/>
+          <w:bCs/>
+          <w:lang w:val="es-MX"/>
+        </w:rPr>
+        <w:t>Endpoint:</w:t>
       </w:r>
       <w:r>
         <w:rPr>
@@ -978,17 +766,8 @@
           <w:rStyle w:val="VerbatimChar"/>
           <w:lang w:val="es-MX"/>
         </w:rPr>
-        <w:t>POST /F0_Acceso/</w:t>
-      </w:r>
-      <w:proofErr w:type="spellStart"/>
-      <w:r>
-        <w:rPr>
-          <w:rStyle w:val="VerbatimChar"/>
-          <w:lang w:val="es-MX"/>
-        </w:rPr>
-        <w:t>Login</w:t>
-      </w:r>
-      <w:proofErr w:type="spellEnd"/>
+        <w:t>POST /F0_Acceso/Login</w:t>
+      </w:r>
     </w:p>
     <w:p>
       <w:pPr>
@@ -1005,35 +784,7 @@
         <w:rPr>
           <w:lang w:val="en-US"/>
         </w:rPr>
-        <w:t xml:space="preserve">Abre </w:t>
-      </w:r>
-      <w:proofErr w:type="spellStart"/>
-      <w:r>
-        <w:rPr>
-          <w:lang w:val="en-US"/>
-        </w:rPr>
-        <w:t>el</w:t>
-      </w:r>
-      <w:proofErr w:type="spellEnd"/>
-      <w:r>
-        <w:rPr>
-          <w:lang w:val="en-US"/>
-        </w:rPr>
-        <w:t xml:space="preserve"> endpoint y </w:t>
-      </w:r>
-      <w:proofErr w:type="spellStart"/>
-      <w:r>
-        <w:rPr>
-          <w:lang w:val="en-US"/>
-        </w:rPr>
-        <w:t>pulsa</w:t>
-      </w:r>
-      <w:proofErr w:type="spellEnd"/>
-      <w:r>
-        <w:rPr>
-          <w:lang w:val="en-US"/>
-        </w:rPr>
-        <w:t xml:space="preserve"> </w:t>
+        <w:t xml:space="preserve">Abre el endpoint y pulsa </w:t>
       </w:r>
       <w:r>
         <w:rPr>
@@ -1192,7 +943,6 @@
       <w:r>
         <w:t xml:space="preserve">Presiona </w:t>
       </w:r>
-      <w:proofErr w:type="spellStart"/>
       <w:r>
         <w:rPr>
           <w:b/>
@@ -1200,7 +950,6 @@
         </w:rPr>
         <w:t>Execute</w:t>
       </w:r>
-      <w:proofErr w:type="spellEnd"/>
       <w:r>
         <w:t>.</w:t>
       </w:r>
@@ -1399,7 +1148,6 @@
       <w:r>
         <w:t xml:space="preserve">Pulsa </w:t>
       </w:r>
-      <w:proofErr w:type="spellStart"/>
       <w:r>
         <w:rPr>
           <w:b/>
@@ -1407,11 +1155,9 @@
         </w:rPr>
         <w:t>Authorize</w:t>
       </w:r>
-      <w:proofErr w:type="spellEnd"/>
       <w:r>
         <w:t xml:space="preserve"> (parte superior), selecciona el esquema (por ejemplo </w:t>
       </w:r>
-      <w:proofErr w:type="spellStart"/>
       <w:r>
         <w:rPr>
           <w:b/>
@@ -1419,28 +1165,18 @@
         </w:rPr>
         <w:t>BearerAuth</w:t>
       </w:r>
-      <w:proofErr w:type="spellEnd"/>
       <w:r>
         <w:t xml:space="preserve">), y pega </w:t>
       </w:r>
-      <w:proofErr w:type="spellStart"/>
       <w:r>
         <w:rPr>
           <w:rStyle w:val="VerbatimChar"/>
         </w:rPr>
-        <w:t>Bearer</w:t>
-      </w:r>
-      <w:proofErr w:type="spellEnd"/>
-      <w:r>
-        <w:rPr>
-          <w:rStyle w:val="VerbatimChar"/>
-        </w:rPr>
-        <w:t xml:space="preserve"> {token}</w:t>
+        <w:t>Bearer {token}</w:t>
       </w:r>
       <w:r>
         <w:t xml:space="preserve"> (incluyendo la palabra </w:t>
       </w:r>
-      <w:proofErr w:type="spellStart"/>
       <w:r>
         <w:rPr>
           <w:i/>
@@ -1448,7 +1184,6 @@
         </w:rPr>
         <w:t>Bearer</w:t>
       </w:r>
-      <w:proofErr w:type="spellEnd"/>
       <w:r>
         <w:t xml:space="preserve"> y un espacio). Guarda.</w:t>
       </w:r>
@@ -1479,69 +1214,21 @@
           <w:rStyle w:val="VerbatimChar"/>
           <w:lang w:val="es-MX"/>
         </w:rPr>
-        <w:t xml:space="preserve">401 </w:t>
-      </w:r>
-      <w:proofErr w:type="spellStart"/>
+        <w:t>401 Unauthorized</w:t>
+      </w:r>
+      <w:r>
+        <w:rPr>
+          <w:lang w:val="es-MX"/>
+        </w:rPr>
+        <w:t xml:space="preserve">: credenciales inválidas o token vencido (repite el login). - </w:t>
+      </w:r>
       <w:r>
         <w:rPr>
           <w:rStyle w:val="VerbatimChar"/>
           <w:lang w:val="es-MX"/>
         </w:rPr>
-        <w:t>Unauthorized</w:t>
-      </w:r>
-      <w:proofErr w:type="spellEnd"/>
-      <w:r>
-        <w:rPr>
-          <w:lang w:val="es-MX"/>
-        </w:rPr>
-        <w:t xml:space="preserve">: credenciales inválidas o token vencido (repite el </w:t>
-      </w:r>
-      <w:proofErr w:type="spellStart"/>
-      <w:r>
-        <w:rPr>
-          <w:lang w:val="es-MX"/>
-        </w:rPr>
-        <w:t>login</w:t>
-      </w:r>
-      <w:proofErr w:type="spellEnd"/>
-      <w:r>
-        <w:rPr>
-          <w:lang w:val="es-MX"/>
-        </w:rPr>
-        <w:t xml:space="preserve">). - </w:t>
-      </w:r>
-      <w:r>
-        <w:rPr>
-          <w:rStyle w:val="VerbatimChar"/>
-          <w:lang w:val="es-MX"/>
-        </w:rPr>
-        <w:t xml:space="preserve">400 </w:t>
-      </w:r>
-      <w:proofErr w:type="spellStart"/>
-      <w:r>
-        <w:rPr>
-          <w:rStyle w:val="VerbatimChar"/>
-          <w:lang w:val="es-MX"/>
-        </w:rPr>
-        <w:t>Bad</w:t>
-      </w:r>
-      <w:proofErr w:type="spellEnd"/>
-      <w:r>
-        <w:rPr>
-          <w:rStyle w:val="VerbatimChar"/>
-          <w:lang w:val="es-MX"/>
-        </w:rPr>
-        <w:t xml:space="preserve"> </w:t>
-      </w:r>
-      <w:proofErr w:type="spellStart"/>
-      <w:r>
-        <w:rPr>
-          <w:rStyle w:val="VerbatimChar"/>
-          <w:lang w:val="es-MX"/>
-        </w:rPr>
-        <w:t>Request</w:t>
-      </w:r>
-      <w:proofErr w:type="spellEnd"/>
+        <w:t>400 Bad Request</w:t>
+      </w:r>
       <w:r>
         <w:rPr>
           <w:lang w:val="es-MX"/>
@@ -1595,7 +1282,6 @@
         </w:rPr>
         <w:t xml:space="preserve"> – </w:t>
       </w:r>
-      <w:proofErr w:type="spellStart"/>
       <w:r>
         <w:rPr>
           <w:b/>
@@ -1605,7 +1291,6 @@
         </w:rPr>
         <w:t>EndPoints</w:t>
       </w:r>
-      <w:proofErr w:type="spellEnd"/>
     </w:p>
     <w:p>
       <w:pPr>
@@ -1636,24 +1321,54 @@
           <w:sz w:val="22"/>
           <w:lang w:val="es-MX"/>
         </w:rPr>
-        <w:t>F4_Liberacion/</w:t>
-      </w:r>
-      <w:proofErr w:type="spellStart"/>
+        <w:t>F4_Liberacion/PrevioAvisosPrueba</w:t>
+      </w:r>
       <w:r>
         <w:rPr>
           <w:rFonts w:ascii="Consolas" w:hAnsi="Consolas"/>
           <w:sz w:val="22"/>
           <w:lang w:val="es-MX"/>
         </w:rPr>
-        <w:t>PrevioAvisosPrueba</w:t>
-      </w:r>
-      <w:proofErr w:type="spellEnd"/>
+        <w:t>/</w:t>
+      </w:r>
       <w:r>
         <w:rPr>
           <w:rFonts w:ascii="Consolas" w:hAnsi="Consolas"/>
           <w:sz w:val="22"/>
           <w:lang w:val="es-MX"/>
         </w:rPr>
+        <w:t>{Expediente}</w:t>
+      </w:r>
+      <w:bookmarkEnd w:id="7"/>
+    </w:p>
+    <w:p>
+      <w:pPr>
+        <w:pStyle w:val="FirstParagraph"/>
+        <w:ind w:left="708"/>
+        <w:rPr>
+          <w:lang w:val="es-MX"/>
+        </w:rPr>
+      </w:pPr>
+      <w:r>
+        <w:rPr>
+          <w:rStyle w:val="VerbatimChar"/>
+          <w:lang w:val="es-MX"/>
+        </w:rPr>
+        <w:t>PUT</w:t>
+      </w:r>
+      <w:r>
+        <w:rPr>
+          <w:rStyle w:val="VerbatimChar"/>
+          <w:lang w:val="es-MX"/>
+        </w:rPr>
+        <w:t xml:space="preserve"> </w:t>
+      </w:r>
+      <w:bookmarkStart w:id="8" w:name="_Hlk208309909"/>
+      <w:r>
+        <w:rPr>
+          <w:rStyle w:val="VerbatimChar"/>
+          <w:lang w:val="es-MX"/>
+        </w:rPr>
         <w:t>/</w:t>
       </w:r>
       <w:r>
@@ -1662,58 +1377,8 @@
           <w:sz w:val="22"/>
           <w:lang w:val="es-MX"/>
         </w:rPr>
-        <w:t>{Expediente}</w:t>
-      </w:r>
-      <w:bookmarkEnd w:id="7"/>
-    </w:p>
-    <w:p>
-      <w:pPr>
-        <w:pStyle w:val="FirstParagraph"/>
-        <w:ind w:left="708"/>
-        <w:rPr>
-          <w:lang w:val="es-MX"/>
-        </w:rPr>
-      </w:pPr>
-      <w:r>
-        <w:rPr>
-          <w:rStyle w:val="VerbatimChar"/>
-          <w:lang w:val="es-MX"/>
-        </w:rPr>
-        <w:t>PUT</w:t>
-      </w:r>
-      <w:r>
-        <w:rPr>
-          <w:rStyle w:val="VerbatimChar"/>
-          <w:lang w:val="es-MX"/>
-        </w:rPr>
-        <w:t xml:space="preserve"> </w:t>
-      </w:r>
-      <w:bookmarkStart w:id="8" w:name="_Hlk208309909"/>
-      <w:r>
-        <w:rPr>
-          <w:rStyle w:val="VerbatimChar"/>
-          <w:lang w:val="es-MX"/>
-        </w:rPr>
-        <w:t>/</w:t>
-      </w:r>
-      <w:r>
-        <w:rPr>
-          <w:rFonts w:ascii="Consolas" w:hAnsi="Consolas"/>
-          <w:sz w:val="22"/>
-          <w:lang w:val="es-MX"/>
-        </w:rPr>
-        <w:t>F4_Liberacion/</w:t>
-      </w:r>
-      <w:proofErr w:type="spellStart"/>
-      <w:r>
-        <w:rPr>
-          <w:rFonts w:ascii="Consolas" w:hAnsi="Consolas"/>
-          <w:sz w:val="22"/>
-          <w:lang w:val="es-MX"/>
-        </w:rPr>
-        <w:t>CrearAvisoPrueba</w:t>
-      </w:r>
-      <w:proofErr w:type="spellEnd"/>
+        <w:t>F4_Liberacion/CrearAvisoPrueba</w:t>
+      </w:r>
       <w:r>
         <w:rPr>
           <w:rFonts w:ascii="Consolas" w:hAnsi="Consolas"/>
@@ -1761,29 +1426,20 @@
           <w:rFonts w:ascii="Consolas" w:hAnsi="Consolas"/>
           <w:sz w:val="22"/>
         </w:rPr>
-        <w:t>F4_Liberacion/</w:t>
-      </w:r>
-      <w:proofErr w:type="spellStart"/>
+        <w:t>F4_Liberacion/ConsultaAvisos</w:t>
+      </w:r>
       <w:r>
         <w:rPr>
           <w:rFonts w:ascii="Consolas" w:hAnsi="Consolas"/>
           <w:sz w:val="22"/>
         </w:rPr>
-        <w:t>ConsultaAvisos</w:t>
-      </w:r>
-      <w:proofErr w:type="spellEnd"/>
+        <w:t>/</w:t>
+      </w:r>
       <w:r>
         <w:rPr>
           <w:rFonts w:ascii="Consolas" w:hAnsi="Consolas"/>
           <w:sz w:val="22"/>
         </w:rPr>
-        <w:t>/</w:t>
-      </w:r>
-      <w:r>
-        <w:rPr>
-          <w:rFonts w:ascii="Consolas" w:hAnsi="Consolas"/>
-          <w:sz w:val="22"/>
-        </w:rPr>
         <w:t>{Expediente}</w:t>
       </w:r>
     </w:p>
@@ -1872,23 +1528,7 @@
           <w:b/>
           <w:bCs/>
         </w:rPr>
-        <w:t>/F4_Liberacion/</w:t>
-      </w:r>
-      <w:proofErr w:type="spellStart"/>
-      <w:r>
-        <w:rPr>
-          <w:b/>
-          <w:bCs/>
-        </w:rPr>
-        <w:t>PrevioAvisosPrueba</w:t>
-      </w:r>
-      <w:proofErr w:type="spellEnd"/>
-      <w:r>
-        <w:rPr>
-          <w:b/>
-          <w:bCs/>
-        </w:rPr>
-        <w:t>/{Expediente}</w:t>
+        <w:t>/F4_Liberacion/PrevioAvisosPrueba/{Expediente}</w:t>
       </w:r>
     </w:p>
     <w:p>
@@ -1927,17 +1567,8 @@
           <w:b/>
           <w:bCs/>
         </w:rPr>
-        <w:t xml:space="preserve">Pasos en </w:t>
-      </w:r>
-      <w:proofErr w:type="spellStart"/>
-      <w:r>
-        <w:rPr>
-          <w:b/>
-          <w:bCs/>
-        </w:rPr>
-        <w:t>Swagger</w:t>
-      </w:r>
-      <w:proofErr w:type="spellEnd"/>
+        <w:t>Pasos en Swagger</w:t>
+      </w:r>
     </w:p>
     <w:p>
       <w:pPr>
@@ -1948,15 +1579,7 @@
         <w:spacing w:after="200"/>
       </w:pPr>
       <w:r>
-        <w:t xml:space="preserve">Abrir el explorador web y entrar a la URL del </w:t>
-      </w:r>
-      <w:proofErr w:type="spellStart"/>
-      <w:r>
-        <w:t>Swagger</w:t>
-      </w:r>
-      <w:proofErr w:type="spellEnd"/>
-      <w:r>
-        <w:t xml:space="preserve"> (ejemplo: http://servidor/api/swagger).</w:t>
+        <w:t>Abrir el explorador web y entrar a la URL del Swagger (ejemplo: http://servidor/api/swagger).</w:t>
       </w:r>
     </w:p>
     <w:p>
@@ -2001,23 +1624,7 @@
           <w:b/>
           <w:bCs/>
         </w:rPr>
-        <w:t>/F4_Liberacion/</w:t>
-      </w:r>
-      <w:proofErr w:type="spellStart"/>
-      <w:r>
-        <w:rPr>
-          <w:b/>
-          <w:bCs/>
-        </w:rPr>
-        <w:t>PrevioAvisosPrueba</w:t>
-      </w:r>
-      <w:proofErr w:type="spellEnd"/>
-      <w:r>
-        <w:rPr>
-          <w:b/>
-          <w:bCs/>
-        </w:rPr>
-        <w:t>/{Expediente}</w:t>
+        <w:t>/F4_Liberacion/PrevioAvisosPrueba/{Expediente}</w:t>
       </w:r>
       <w:r>
         <w:t>.</w:t>
@@ -2039,33 +1646,8 @@
           <w:b/>
           <w:bCs/>
         </w:rPr>
-        <w:t xml:space="preserve">Try </w:t>
-      </w:r>
-      <w:proofErr w:type="spellStart"/>
-      <w:r>
-        <w:rPr>
-          <w:b/>
-          <w:bCs/>
-        </w:rPr>
-        <w:t>it</w:t>
-      </w:r>
-      <w:proofErr w:type="spellEnd"/>
-      <w:r>
-        <w:rPr>
-          <w:b/>
-          <w:bCs/>
-        </w:rPr>
-        <w:t xml:space="preserve"> </w:t>
-      </w:r>
-      <w:proofErr w:type="spellStart"/>
-      <w:r>
-        <w:rPr>
-          <w:b/>
-          <w:bCs/>
-        </w:rPr>
-        <w:t>out</w:t>
-      </w:r>
-      <w:proofErr w:type="spellEnd"/>
+        <w:t>Try it out</w:t>
+      </w:r>
       <w:r>
         <w:t xml:space="preserve"> (inténtalo).</w:t>
       </w:r>
@@ -2093,7 +1675,6 @@
       <w:r>
         <w:t xml:space="preserve">Presionar </w:t>
       </w:r>
-      <w:proofErr w:type="spellStart"/>
       <w:r>
         <w:rPr>
           <w:b/>
@@ -2101,7 +1682,6 @@
         </w:rPr>
         <w:t>Execute</w:t>
       </w:r>
-      <w:proofErr w:type="spellEnd"/>
       <w:r>
         <w:t>.</w:t>
       </w:r>
@@ -2114,7 +1694,13 @@
         </w:numPr>
       </w:pPr>
       <w:r>
-        <w:t xml:space="preserve">Verificar en la respuesta (200 OK) que los cambios se reflejen. </w:t>
+        <w:t xml:space="preserve">Verificar en la respuesta (200 OK) que </w:t>
+      </w:r>
+      <w:r>
+        <w:t>el aviso</w:t>
+      </w:r>
+      <w:r>
+        <w:t xml:space="preserve"> se refleje. </w:t>
       </w:r>
     </w:p>
     <w:p>
@@ -2212,17 +1798,8 @@
           <w:b/>
           <w:bCs/>
         </w:rPr>
-        <w:t xml:space="preserve">Método y </w:t>
-      </w:r>
-      <w:proofErr w:type="spellStart"/>
-      <w:r>
-        <w:rPr>
-          <w:b/>
-          <w:bCs/>
-        </w:rPr>
-        <w:t>Endpoint</w:t>
-      </w:r>
-      <w:proofErr w:type="spellEnd"/>
+        <w:t>Método y Endpoint</w:t>
+      </w:r>
       <w:r>
         <w:t>:</w:t>
       </w:r>
@@ -2237,15 +1814,7 @@
         <w:t xml:space="preserve">T </w:t>
       </w:r>
       <w:r>
-        <w:t>/F4_Liberacion/</w:t>
-      </w:r>
-      <w:proofErr w:type="spellStart"/>
-      <w:r>
-        <w:t>CrearAvisoPrueba</w:t>
-      </w:r>
-      <w:proofErr w:type="spellEnd"/>
-      <w:r>
-        <w:t>/{Expediente}</w:t>
+        <w:t>/F4_Liberacion/CrearAvisoPrueba/{Expediente}</w:t>
       </w:r>
     </w:p>
     <w:p/>
@@ -2263,17 +1832,8 @@
           <w:b/>
           <w:bCs/>
         </w:rPr>
-        <w:t xml:space="preserve">Pasos en </w:t>
-      </w:r>
-      <w:proofErr w:type="spellStart"/>
-      <w:r>
-        <w:rPr>
-          <w:b/>
-          <w:bCs/>
-        </w:rPr>
-        <w:t>Swagger</w:t>
-      </w:r>
-      <w:proofErr w:type="spellEnd"/>
+        <w:t>Pasos en Swagger</w:t>
+      </w:r>
     </w:p>
     <w:p>
       <w:pPr>
@@ -2301,7 +1861,6 @@
         </w:rPr>
         <w:t xml:space="preserve"> /F4_Liberacion/</w:t>
       </w:r>
-      <w:proofErr w:type="spellStart"/>
       <w:r>
         <w:rPr>
           <w:b/>
@@ -2314,15 +1873,7 @@
           <w:b/>
           <w:bCs/>
         </w:rPr>
-        <w:t>AvisoPrueba</w:t>
-      </w:r>
-      <w:proofErr w:type="spellEnd"/>
-      <w:r>
-        <w:rPr>
-          <w:b/>
-          <w:bCs/>
-        </w:rPr>
-        <w:t>/{Expediente}</w:t>
+        <w:t>AvisoPrueba/{Expediente}</w:t>
       </w:r>
       <w:r>
         <w:t>.</w:t>
@@ -2345,33 +1896,8 @@
           <w:b/>
           <w:bCs/>
         </w:rPr>
-        <w:t xml:space="preserve">Try </w:t>
-      </w:r>
-      <w:proofErr w:type="spellStart"/>
-      <w:r>
-        <w:rPr>
-          <w:b/>
-          <w:bCs/>
-        </w:rPr>
-        <w:t>it</w:t>
-      </w:r>
-      <w:proofErr w:type="spellEnd"/>
-      <w:r>
-        <w:rPr>
-          <w:b/>
-          <w:bCs/>
-        </w:rPr>
-        <w:t xml:space="preserve"> </w:t>
-      </w:r>
-      <w:proofErr w:type="spellStart"/>
-      <w:r>
-        <w:rPr>
-          <w:b/>
-          <w:bCs/>
-        </w:rPr>
-        <w:t>out</w:t>
-      </w:r>
-      <w:proofErr w:type="spellEnd"/>
+        <w:t>Try it out</w:t>
+      </w:r>
       <w:r>
         <w:t xml:space="preserve"> (inténtalo).</w:t>
       </w:r>
@@ -2401,7 +1927,6 @@
       <w:r>
         <w:t xml:space="preserve">Presionar </w:t>
       </w:r>
-      <w:proofErr w:type="spellStart"/>
       <w:r>
         <w:rPr>
           <w:b/>
@@ -2409,7 +1934,6 @@
         </w:rPr>
         <w:t>Execute</w:t>
       </w:r>
-      <w:proofErr w:type="spellEnd"/>
       <w:r>
         <w:t>.</w:t>
       </w:r>
@@ -2494,17 +2018,8 @@
           <w:b/>
           <w:bCs/>
         </w:rPr>
-        <w:t xml:space="preserve">Método y </w:t>
-      </w:r>
-      <w:proofErr w:type="spellStart"/>
-      <w:r>
-        <w:rPr>
-          <w:b/>
-          <w:bCs/>
-        </w:rPr>
-        <w:t>Endpoint</w:t>
-      </w:r>
-      <w:proofErr w:type="spellEnd"/>
+        <w:t>Método y Endpoint</w:t>
+      </w:r>
       <w:r>
         <w:t>:</w:t>
       </w:r>
@@ -2518,11 +2033,7 @@
         <w:t xml:space="preserve"> </w:t>
       </w:r>
       <w:r>
-        <w:t>/F4_Liberacion/</w:t>
-      </w:r>
-      <w:proofErr w:type="spellStart"/>
-      <w:r>
-        <w:t>C</w:t>
+        <w:t>/F4_Liberacion/C</w:t>
       </w:r>
       <w:r>
         <w:t>onsulta</w:t>
@@ -2533,7 +2044,6 @@
       <w:r>
         <w:t>s</w:t>
       </w:r>
-      <w:proofErr w:type="spellEnd"/>
       <w:r>
         <w:t>/{Expediente}</w:t>
       </w:r>
@@ -2553,24 +2063,15 @@
           <w:b/>
           <w:bCs/>
         </w:rPr>
-        <w:t xml:space="preserve">Pasos en </w:t>
-      </w:r>
-      <w:proofErr w:type="spellStart"/>
-      <w:r>
-        <w:rPr>
-          <w:b/>
-          <w:bCs/>
-        </w:rPr>
-        <w:t>Swagger</w:t>
-      </w:r>
-      <w:proofErr w:type="spellEnd"/>
+        <w:t>Pasos en Swagger</w:t>
+      </w:r>
     </w:p>
     <w:p>
       <w:pPr>
         <w:pStyle w:val="Prrafodelista"/>
         <w:numPr>
           <w:ilvl w:val="0"/>
-          <w:numId w:val="41"/>
+          <w:numId w:val="42"/>
         </w:numPr>
         <w:spacing w:after="200"/>
       </w:pPr>
@@ -2589,15 +2090,7 @@
           <w:b/>
           <w:bCs/>
         </w:rPr>
-        <w:t xml:space="preserve"> /F4_Liberacion/</w:t>
-      </w:r>
-      <w:proofErr w:type="spellStart"/>
-      <w:r>
-        <w:rPr>
-          <w:b/>
-          <w:bCs/>
-        </w:rPr>
-        <w:t>C</w:t>
+        <w:t xml:space="preserve"> /F4_Liberacion/C</w:t>
       </w:r>
       <w:r>
         <w:rPr>
@@ -2620,7 +2113,6 @@
         </w:rPr>
         <w:t>s</w:t>
       </w:r>
-      <w:proofErr w:type="spellEnd"/>
       <w:r>
         <w:rPr>
           <w:b/>
@@ -2637,7 +2129,7 @@
         <w:pStyle w:val="Prrafodelista"/>
         <w:numPr>
           <w:ilvl w:val="0"/>
-          <w:numId w:val="41"/>
+          <w:numId w:val="42"/>
         </w:numPr>
         <w:spacing w:after="200"/>
       </w:pPr>
@@ -2649,33 +2141,8 @@
           <w:b/>
           <w:bCs/>
         </w:rPr>
-        <w:t xml:space="preserve">Try </w:t>
-      </w:r>
-      <w:proofErr w:type="spellStart"/>
-      <w:r>
-        <w:rPr>
-          <w:b/>
-          <w:bCs/>
-        </w:rPr>
-        <w:t>it</w:t>
-      </w:r>
-      <w:proofErr w:type="spellEnd"/>
-      <w:r>
-        <w:rPr>
-          <w:b/>
-          <w:bCs/>
-        </w:rPr>
-        <w:t xml:space="preserve"> </w:t>
-      </w:r>
-      <w:proofErr w:type="spellStart"/>
-      <w:r>
-        <w:rPr>
-          <w:b/>
-          <w:bCs/>
-        </w:rPr>
-        <w:t>out</w:t>
-      </w:r>
-      <w:proofErr w:type="spellEnd"/>
+        <w:t>Try it out</w:t>
+      </w:r>
       <w:r>
         <w:t xml:space="preserve"> (inténtalo).</w:t>
       </w:r>
@@ -2685,7 +2152,7 @@
         <w:pStyle w:val="Prrafodelista"/>
         <w:numPr>
           <w:ilvl w:val="0"/>
-          <w:numId w:val="41"/>
+          <w:numId w:val="42"/>
         </w:numPr>
         <w:spacing w:after="200"/>
       </w:pPr>
@@ -2698,14 +2165,13 @@
         <w:pStyle w:val="Prrafodelista"/>
         <w:numPr>
           <w:ilvl w:val="0"/>
-          <w:numId w:val="41"/>
+          <w:numId w:val="42"/>
         </w:numPr>
         <w:spacing w:after="200"/>
       </w:pPr>
       <w:r>
         <w:t xml:space="preserve">Presionar </w:t>
       </w:r>
-      <w:proofErr w:type="spellStart"/>
       <w:r>
         <w:rPr>
           <w:b/>
@@ -2713,7 +2179,6 @@
         </w:rPr>
         <w:t>Execute</w:t>
       </w:r>
-      <w:proofErr w:type="spellEnd"/>
       <w:r>
         <w:t>.</w:t>
       </w:r>
@@ -2723,12 +2188,18 @@
         <w:pStyle w:val="Prrafodelista"/>
         <w:numPr>
           <w:ilvl w:val="0"/>
-          <w:numId w:val="41"/>
+          <w:numId w:val="42"/>
         </w:numPr>
-      </w:pPr>
-      <w:r>
-        <w:t xml:space="preserve">Verificar en la respuesta (200 OK) que los cambios se reflejen. </w:t>
-      </w:r>
+        <w:spacing w:after="200"/>
+      </w:pPr>
+      <w:r>
+        <w:t>Verifica en la respuesta (200 OK) que el aviso se refleje correctamente.</w:t>
+      </w:r>
+    </w:p>
+    <w:p>
+      <w:pPr>
+        <w:ind w:left="360" w:firstLine="48"/>
+      </w:pPr>
     </w:p>
     <w:p/>
     <w:p>
@@ -2836,33 +2307,8 @@
           <w:rStyle w:val="VerbatimChar"/>
           <w:lang w:val="es-MX"/>
         </w:rPr>
-        <w:t xml:space="preserve">400 </w:t>
-      </w:r>
-      <w:proofErr w:type="spellStart"/>
-      <w:r>
-        <w:rPr>
-          <w:rStyle w:val="VerbatimChar"/>
-          <w:lang w:val="es-MX"/>
-        </w:rPr>
-        <w:t>Bad</w:t>
-      </w:r>
-      <w:proofErr w:type="spellEnd"/>
-      <w:r>
-        <w:rPr>
-          <w:rStyle w:val="VerbatimChar"/>
-          <w:lang w:val="es-MX"/>
-        </w:rPr>
-        <w:t xml:space="preserve"> </w:t>
-      </w:r>
-      <w:proofErr w:type="spellStart"/>
-      <w:r>
-        <w:rPr>
-          <w:rStyle w:val="VerbatimChar"/>
-          <w:lang w:val="es-MX"/>
-        </w:rPr>
-        <w:t>Request</w:t>
-      </w:r>
-      <w:proofErr w:type="spellEnd"/>
+        <w:t>400 Bad Request</w:t>
+      </w:r>
       <w:r>
         <w:rPr>
           <w:lang w:val="es-MX"/>
@@ -2885,31 +2331,7 @@
         <w:t>401 Unauthorized</w:t>
       </w:r>
       <w:r>
-        <w:t xml:space="preserve">: </w:t>
-      </w:r>
-      <w:proofErr w:type="spellStart"/>
-      <w:r>
-        <w:t>falta</w:t>
-      </w:r>
-      <w:proofErr w:type="spellEnd"/>
-      <w:r>
-        <w:t xml:space="preserve"> token o token </w:t>
-      </w:r>
-      <w:proofErr w:type="spellStart"/>
-      <w:r>
-        <w:t>inválido</w:t>
-      </w:r>
-      <w:proofErr w:type="spellEnd"/>
-      <w:r>
-        <w:t>/</w:t>
-      </w:r>
-      <w:proofErr w:type="spellStart"/>
-      <w:r>
-        <w:t>expirado</w:t>
-      </w:r>
-      <w:proofErr w:type="spellEnd"/>
-      <w:r>
-        <w:t>.</w:t>
+        <w:t>: falta token o token inválido/expirado.</w:t>
       </w:r>
     </w:p>
     <w:p>
@@ -2928,17 +2350,8 @@
           <w:rStyle w:val="VerbatimChar"/>
           <w:lang w:val="es-MX"/>
         </w:rPr>
-        <w:t xml:space="preserve">403 </w:t>
-      </w:r>
-      <w:proofErr w:type="spellStart"/>
-      <w:r>
-        <w:rPr>
-          <w:rStyle w:val="VerbatimChar"/>
-          <w:lang w:val="es-MX"/>
-        </w:rPr>
-        <w:t>Forbidden</w:t>
-      </w:r>
-      <w:proofErr w:type="spellEnd"/>
+        <w:t>403 Forbidden</w:t>
+      </w:r>
       <w:r>
         <w:rPr>
           <w:lang w:val="es-MX"/>
@@ -2962,33 +2375,8 @@
           <w:rStyle w:val="VerbatimChar"/>
           <w:lang w:val="es-MX"/>
         </w:rPr>
-        <w:t xml:space="preserve">404 </w:t>
-      </w:r>
-      <w:proofErr w:type="spellStart"/>
-      <w:r>
-        <w:rPr>
-          <w:rStyle w:val="VerbatimChar"/>
-          <w:lang w:val="es-MX"/>
-        </w:rPr>
-        <w:t>Not</w:t>
-      </w:r>
-      <w:proofErr w:type="spellEnd"/>
-      <w:r>
-        <w:rPr>
-          <w:rStyle w:val="VerbatimChar"/>
-          <w:lang w:val="es-MX"/>
-        </w:rPr>
-        <w:t xml:space="preserve"> </w:t>
-      </w:r>
-      <w:proofErr w:type="spellStart"/>
-      <w:r>
-        <w:rPr>
-          <w:rStyle w:val="VerbatimChar"/>
-          <w:lang w:val="es-MX"/>
-        </w:rPr>
-        <w:t>Found</w:t>
-      </w:r>
-      <w:proofErr w:type="spellEnd"/>
+        <w:t>404 Not Found</w:t>
+      </w:r>
       <w:r>
         <w:rPr>
           <w:lang w:val="es-MX"/>
@@ -3024,39 +2412,7 @@
         <w:t>409 Conflict</w:t>
       </w:r>
       <w:r>
-        <w:t xml:space="preserve">: </w:t>
-      </w:r>
-      <w:proofErr w:type="spellStart"/>
-      <w:r>
-        <w:t>duplicidad</w:t>
-      </w:r>
-      <w:proofErr w:type="spellEnd"/>
-      <w:r>
-        <w:t xml:space="preserve"> (</w:t>
-      </w:r>
-      <w:proofErr w:type="spellStart"/>
-      <w:r>
-        <w:t>código</w:t>
-      </w:r>
-      <w:proofErr w:type="spellEnd"/>
-      <w:r>
-        <w:t xml:space="preserve">/clave </w:t>
-      </w:r>
-      <w:proofErr w:type="spellStart"/>
-      <w:r>
-        <w:t>única</w:t>
-      </w:r>
-      <w:proofErr w:type="spellEnd"/>
-      <w:r>
-        <w:t xml:space="preserve"> </w:t>
-      </w:r>
-      <w:proofErr w:type="spellStart"/>
-      <w:r>
-        <w:t>existente</w:t>
-      </w:r>
-      <w:proofErr w:type="spellEnd"/>
-      <w:r>
-        <w:t>).</w:t>
+        <w:t>: duplicidad (código/clave única existente).</w:t>
       </w:r>
     </w:p>
     <w:p>
@@ -3074,39 +2430,7 @@
         <w:t>500 Internal Server Error</w:t>
       </w:r>
       <w:r>
-        <w:t xml:space="preserve">: error </w:t>
-      </w:r>
-      <w:proofErr w:type="spellStart"/>
-      <w:r>
-        <w:t>inesperado</w:t>
-      </w:r>
-      <w:proofErr w:type="spellEnd"/>
-      <w:r>
-        <w:t xml:space="preserve"> del </w:t>
-      </w:r>
-      <w:proofErr w:type="spellStart"/>
-      <w:r>
-        <w:t>servidor</w:t>
-      </w:r>
-      <w:proofErr w:type="spellEnd"/>
-      <w:r>
-        <w:t xml:space="preserve"> (</w:t>
-      </w:r>
-      <w:proofErr w:type="spellStart"/>
-      <w:r>
-        <w:t>reintentar</w:t>
-      </w:r>
-      <w:proofErr w:type="spellEnd"/>
-      <w:r>
-        <w:t xml:space="preserve"> o </w:t>
-      </w:r>
-      <w:proofErr w:type="spellStart"/>
-      <w:r>
-        <w:t>reportar</w:t>
-      </w:r>
-      <w:proofErr w:type="spellEnd"/>
-      <w:r>
-        <w:t>).</w:t>
+        <w:t>: error inesperado del servidor (reintentar o reportar).</w:t>
       </w:r>
     </w:p>
     <w:p>
@@ -3175,51 +2499,13 @@
           <w:bCs/>
           <w:lang w:val="es-MX"/>
         </w:rPr>
-        <w:t xml:space="preserve">No aparece el botón </w:t>
-      </w:r>
-      <w:proofErr w:type="spellStart"/>
-      <w:r>
-        <w:rPr>
-          <w:b/>
-          <w:bCs/>
-          <w:lang w:val="es-MX"/>
-        </w:rPr>
-        <w:t>Authorize</w:t>
-      </w:r>
-      <w:proofErr w:type="spellEnd"/>
-      <w:r>
-        <w:rPr>
-          <w:lang w:val="es-MX"/>
-        </w:rPr>
-        <w:t xml:space="preserve">: refresca </w:t>
-      </w:r>
-      <w:proofErr w:type="spellStart"/>
-      <w:r>
-        <w:rPr>
-          <w:lang w:val="es-MX"/>
-        </w:rPr>
-        <w:t>Swagger</w:t>
-      </w:r>
-      <w:proofErr w:type="spellEnd"/>
-      <w:r>
-        <w:rPr>
-          <w:lang w:val="es-MX"/>
-        </w:rPr>
-        <w:t xml:space="preserve"> o verifica que el API haya publicado el esquema de seguridad (</w:t>
-      </w:r>
-      <w:proofErr w:type="spellStart"/>
-      <w:r>
-        <w:rPr>
-          <w:lang w:val="es-MX"/>
-        </w:rPr>
-        <w:t>Bearer</w:t>
-      </w:r>
-      <w:proofErr w:type="spellEnd"/>
-      <w:r>
-        <w:rPr>
-          <w:lang w:val="es-MX"/>
-        </w:rPr>
-        <w:t>). Si tu entorno usa otro esquema, consúltalo con el instructor.</w:t>
+        <w:t>No aparece el botón Authorize</w:t>
+      </w:r>
+      <w:r>
+        <w:rPr>
+          <w:lang w:val="es-MX"/>
+        </w:rPr>
+        <w:t>: refresca Swagger o verifica que el API haya publicado el esquema de seguridad (Bearer). Si tu entorno usa otro esquema, consúltalo con el instructor.</w:t>
       </w:r>
     </w:p>
     <w:p>
@@ -3244,7 +2530,6 @@
         </w:rPr>
         <w:t xml:space="preserve">: el token caducó o no se envió con el prefijo </w:t>
       </w:r>
-      <w:proofErr w:type="spellStart"/>
       <w:r>
         <w:rPr>
           <w:rStyle w:val="VerbatimChar"/>
@@ -3252,20 +2537,14 @@
         </w:rPr>
         <w:t>Bearer</w:t>
       </w:r>
-      <w:proofErr w:type="spellEnd"/>
       <w:r>
         <w:rPr>
           <w:lang w:val="es-MX"/>
         </w:rPr>
         <w:t xml:space="preserve">. </w:t>
       </w:r>
-      <w:proofErr w:type="spellStart"/>
-      <w:r>
-        <w:t>Repite</w:t>
-      </w:r>
-      <w:proofErr w:type="spellEnd"/>
-      <w:r>
-        <w:t xml:space="preserve"> Login y Auth.</w:t>
+      <w:r>
+        <w:t>Repite Login y Auth.</w:t>
       </w:r>
     </w:p>
     <w:p>
@@ -3319,7 +2598,6 @@
         </w:rPr>
         <w:t xml:space="preserve">: cambia </w:t>
       </w:r>
-      <w:proofErr w:type="spellStart"/>
       <w:r>
         <w:rPr>
           <w:rStyle w:val="VerbatimChar"/>
@@ -3327,7 +2605,6 @@
         </w:rPr>
         <w:t>codigo</w:t>
       </w:r>
-      <w:proofErr w:type="spellEnd"/>
       <w:r>
         <w:rPr>
           <w:lang w:val="es-MX"/>
@@ -3447,21 +2724,7 @@
         <w:rPr>
           <w:lang w:val="es-MX"/>
         </w:rPr>
-        <w:t xml:space="preserve"> real si el </w:t>
-      </w:r>
-      <w:proofErr w:type="spellStart"/>
-      <w:r>
-        <w:rPr>
-          <w:lang w:val="es-MX"/>
-        </w:rPr>
-        <w:t>Swagger</w:t>
-      </w:r>
-      <w:proofErr w:type="spellEnd"/>
-      <w:r>
-        <w:rPr>
-          <w:lang w:val="es-MX"/>
-        </w:rPr>
-        <w:t xml:space="preserve"> muestra propiedades distintas.</w:t>
+        <w:t xml:space="preserve"> real si el Swagger muestra propiedades distintas.</w:t>
       </w:r>
     </w:p>
     <w:p>
@@ -3486,32 +2749,21 @@
           <w:rStyle w:val="VerbatimChar"/>
           <w:lang w:val="es-MX"/>
         </w:rPr>
-        <w:t xml:space="preserve">201 </w:t>
-      </w:r>
-      <w:proofErr w:type="spellStart"/>
+        <w:t>201 Created</w:t>
+      </w:r>
+      <w:r>
+        <w:rPr>
+          <w:lang w:val="es-MX"/>
+        </w:rPr>
+        <w:t xml:space="preserve"> con </w:t>
+      </w:r>
       <w:r>
         <w:rPr>
           <w:rStyle w:val="VerbatimChar"/>
           <w:lang w:val="es-MX"/>
         </w:rPr>
-        <w:t>Created</w:t>
-      </w:r>
-      <w:proofErr w:type="spellEnd"/>
-      <w:r>
-        <w:rPr>
-          <w:lang w:val="es-MX"/>
-        </w:rPr>
-        <w:t xml:space="preserve"> con </w:t>
-      </w:r>
-      <w:proofErr w:type="spellStart"/>
-      <w:r>
-        <w:rPr>
-          <w:rStyle w:val="VerbatimChar"/>
-          <w:lang w:val="es-MX"/>
-        </w:rPr>
         <w:t>Location</w:t>
       </w:r>
-      <w:proofErr w:type="spellEnd"/>
       <w:r>
         <w:rPr>
           <w:lang w:val="es-MX"/>
@@ -3654,8 +2906,8 @@
       </w:r>
     </w:p>
     <w:sectPr>
-      <w:headerReference w:type="default" r:id="rId7"/>
-      <w:footerReference w:type="default" r:id="rId8"/>
+      <w:headerReference w:type="default" r:id="rId8"/>
+      <w:footerReference w:type="default" r:id="rId9"/>
       <w:pgSz w:w="12240" w:h="15840" w:code="1"/>
       <w:pgMar w:top="1985" w:right="1276" w:bottom="1440" w:left="1276" w:header="709" w:footer="709" w:gutter="0"/>
       <w:cols w:space="708"/>
@@ -3915,12 +3167,12 @@
 <w:numbering xmlns:wpc="http://schemas.microsoft.com/office/word/2010/wordprocessingCanvas" xmlns:cx="http://schemas.microsoft.com/office/drawing/2014/chartex" xmlns:cx1="http://schemas.microsoft.com/office/drawing/2015/9/8/chartex" xmlns:cx2="http://schemas.microsoft.com/office/drawing/2015/10/21/chartex" xmlns:cx3="http://schemas.microsoft.com/office/drawing/2016/5/9/chartex" xmlns:cx4="http://schemas.microsoft.com/office/drawing/2016/5/10/chartex" xmlns:cx5="http://schemas.microsoft.com/office/drawing/2016/5/11/chartex" xmlns:cx6="http://schemas.microsoft.com/office/drawing/2016/5/12/chartex" xmlns:cx7="http://schemas.microsoft.com/office/drawing/2016/5/13/chartex" xmlns:cx8="http://schemas.microsoft.com/office/drawing/2016/5/14/chartex" xmlns:mc="http://schemas.openxmlformats.org/markup-compatibility/2006" xmlns:aink="http://schemas.microsoft.com/office/drawing/2016/ink" xmlns:am3d="http://schemas.microsoft.com/office/drawing/2017/model3d" xmlns:o="urn:schemas-microsoft-com:office:office" xmlns:oel="http://schemas.microsoft.com/office/2019/extlst" xmlns:r="http://schemas.openxmlformats.org/officeDocument/2006/relationships" xmlns:m="http://schemas.openxmlformats.org/officeDocument/2006/math" xmlns:v="urn:schemas-microsoft-com:vml" xmlns:wp14="http://schemas.microsoft.com/office/word/2010/wordprocessingDrawing" xmlns:wp="http://schemas.openxmlformats.org/drawingml/2006/wordprocessingDrawing" xmlns:w10="urn:schemas-microsoft-com:office:word" xmlns:w="http://schemas.openxmlformats.org/wordprocessingml/2006/main" xmlns:w14="http://schemas.microsoft.com/office/word/2010/wordml" xmlns:w15="http://schemas.microsoft.com/office/word/2012/wordml" xmlns:w16cex="http://schemas.microsoft.com/office/word/2018/wordml/cex" xmlns:w16cid="http://schemas.microsoft.com/office/word/2016/wordml/cid" xmlns:w16="http://schemas.microsoft.com/office/word/2018/wordml" xmlns:w16du="http://schemas.microsoft.com/office/word/2023/wordml/word16du" xmlns:w16sdtdh="http://schemas.microsoft.com/office/word/2020/wordml/sdtdatahash" xmlns:w16sdtfl="http://schemas.microsoft.com/office/word/2024/wordml/sdtformatlock" xmlns:w16se="http://schemas.microsoft.com/office/word/2015/wordml/symex" xmlns:wpg="http://schemas.microsoft.com/office/word/2010/wordprocessingGroup" xmlns:wpi="http://schemas.microsoft.com/office/word/2010/wordprocessingInk" xmlns:wne="http://schemas.microsoft.com/office/word/2006/wordml" xmlns:wps="http://schemas.microsoft.com/office/word/2010/wordprocessingShape" mc:Ignorable="w14 w15 w16se w16cid w16 w16cex w16sdtdh w16sdtfl w16du wp14">
   <w:numPicBullet w:numPicBulletId="0">
     <w:pict>
-      <v:rect id="_x0000_i1090" style="width:0;height:1.5pt" o:hralign="center" o:bullet="t" o:hrstd="t" o:hr="t"/>
+      <v:rect id="_x0000_i1096" style="width:0;height:1.5pt" o:hralign="center" o:bullet="t" o:hrstd="t" o:hr="t"/>
     </w:pict>
   </w:numPicBullet>
   <w:numPicBullet w:numPicBulletId="1">
     <w:pict>
-      <v:rect id="_x0000_i1091" style="width:0;height:1.5pt" o:hralign="center" o:bullet="t" o:hrstd="t" o:hr="t"/>
+      <v:rect id="_x0000_i1097" style="width:0;height:1.5pt" o:hralign="center" o:bullet="t" o:hrstd="t" o:hr="t"/>
     </w:pict>
   </w:numPicBullet>
   <w:abstractNum w:abstractNumId="0" w15:restartNumberingAfterBreak="0">
@@ -6732,6 +5984,92 @@
     </w:lvl>
   </w:abstractNum>
   <w:abstractNum w:abstractNumId="25" w15:restartNumberingAfterBreak="0">
+    <w:nsid w:val="6CC34800"/>
+    <w:multiLevelType w:val="hybridMultilevel"/>
+    <w:tmpl w:val="B8AC2D14"/>
+    <w:lvl w:ilvl="0" w:tplc="080A000F">
+      <w:start w:val="1"/>
+      <w:numFmt w:val="decimal"/>
+      <w:lvlText w:val="%1."/>
+      <w:lvlJc w:val="left"/>
+      <w:pPr>
+        <w:ind w:left="1080" w:hanging="360"/>
+      </w:pPr>
+    </w:lvl>
+    <w:lvl w:ilvl="1" w:tplc="080A0019" w:tentative="1">
+      <w:start w:val="1"/>
+      <w:numFmt w:val="lowerLetter"/>
+      <w:lvlText w:val="%2."/>
+      <w:lvlJc w:val="left"/>
+      <w:pPr>
+        <w:ind w:left="1800" w:hanging="360"/>
+      </w:pPr>
+    </w:lvl>
+    <w:lvl w:ilvl="2" w:tplc="080A001B" w:tentative="1">
+      <w:start w:val="1"/>
+      <w:numFmt w:val="lowerRoman"/>
+      <w:lvlText w:val="%3."/>
+      <w:lvlJc w:val="right"/>
+      <w:pPr>
+        <w:ind w:left="2520" w:hanging="180"/>
+      </w:pPr>
+    </w:lvl>
+    <w:lvl w:ilvl="3" w:tplc="080A000F" w:tentative="1">
+      <w:start w:val="1"/>
+      <w:numFmt w:val="decimal"/>
+      <w:lvlText w:val="%4."/>
+      <w:lvlJc w:val="left"/>
+      <w:pPr>
+        <w:ind w:left="3240" w:hanging="360"/>
+      </w:pPr>
+    </w:lvl>
+    <w:lvl w:ilvl="4" w:tplc="080A0019" w:tentative="1">
+      <w:start w:val="1"/>
+      <w:numFmt w:val="lowerLetter"/>
+      <w:lvlText w:val="%5."/>
+      <w:lvlJc w:val="left"/>
+      <w:pPr>
+        <w:ind w:left="3960" w:hanging="360"/>
+      </w:pPr>
+    </w:lvl>
+    <w:lvl w:ilvl="5" w:tplc="080A001B" w:tentative="1">
+      <w:start w:val="1"/>
+      <w:numFmt w:val="lowerRoman"/>
+      <w:lvlText w:val="%6."/>
+      <w:lvlJc w:val="right"/>
+      <w:pPr>
+        <w:ind w:left="4680" w:hanging="180"/>
+      </w:pPr>
+    </w:lvl>
+    <w:lvl w:ilvl="6" w:tplc="080A000F" w:tentative="1">
+      <w:start w:val="1"/>
+      <w:numFmt w:val="decimal"/>
+      <w:lvlText w:val="%7."/>
+      <w:lvlJc w:val="left"/>
+      <w:pPr>
+        <w:ind w:left="5400" w:hanging="360"/>
+      </w:pPr>
+    </w:lvl>
+    <w:lvl w:ilvl="7" w:tplc="080A0019" w:tentative="1">
+      <w:start w:val="1"/>
+      <w:numFmt w:val="lowerLetter"/>
+      <w:lvlText w:val="%8."/>
+      <w:lvlJc w:val="left"/>
+      <w:pPr>
+        <w:ind w:left="6120" w:hanging="360"/>
+      </w:pPr>
+    </w:lvl>
+    <w:lvl w:ilvl="8" w:tplc="080A001B" w:tentative="1">
+      <w:start w:val="1"/>
+      <w:numFmt w:val="lowerRoman"/>
+      <w:lvlText w:val="%9."/>
+      <w:lvlJc w:val="right"/>
+      <w:pPr>
+        <w:ind w:left="6840" w:hanging="180"/>
+      </w:pPr>
+    </w:lvl>
+  </w:abstractNum>
+  <w:abstractNum w:abstractNumId="26" w15:restartNumberingAfterBreak="0">
     <w:nsid w:val="6D454437"/>
     <w:multiLevelType w:val="multilevel"/>
     <w:tmpl w:val="7A28D952"/>
@@ -6844,7 +6182,7 @@
       </w:pPr>
     </w:lvl>
   </w:abstractNum>
-  <w:abstractNum w:abstractNumId="26" w15:restartNumberingAfterBreak="0">
+  <w:abstractNum w:abstractNumId="27" w15:restartNumberingAfterBreak="0">
     <w:nsid w:val="6FC23CDC"/>
     <w:multiLevelType w:val="multilevel"/>
     <w:tmpl w:val="2EB41B84"/>
@@ -6957,7 +6295,7 @@
       </w:pPr>
     </w:lvl>
   </w:abstractNum>
-  <w:abstractNum w:abstractNumId="27" w15:restartNumberingAfterBreak="0">
+  <w:abstractNum w:abstractNumId="28" w15:restartNumberingAfterBreak="0">
     <w:nsid w:val="79D06B52"/>
     <w:multiLevelType w:val="multilevel"/>
     <w:tmpl w:val="F73430DE"/>
@@ -7070,7 +6408,7 @@
       </w:pPr>
     </w:lvl>
   </w:abstractNum>
-  <w:abstractNum w:abstractNumId="28" w15:restartNumberingAfterBreak="0">
+  <w:abstractNum w:abstractNumId="29" w15:restartNumberingAfterBreak="0">
     <w:nsid w:val="7A3807FE"/>
     <w:multiLevelType w:val="multilevel"/>
     <w:tmpl w:val="95AED9D0"/>
@@ -7574,7 +6912,7 @@
     <w:abstractNumId w:val="9"/>
   </w:num>
   <w:num w:numId="23" w16cid:durableId="2110809743">
-    <w:abstractNumId w:val="26"/>
+    <w:abstractNumId w:val="27"/>
   </w:num>
   <w:num w:numId="24" w16cid:durableId="1291091803">
     <w:abstractNumId w:val="14"/>
@@ -7607,10 +6945,10 @@
     <w:abstractNumId w:val="15"/>
   </w:num>
   <w:num w:numId="34" w16cid:durableId="1537815711">
-    <w:abstractNumId w:val="28"/>
+    <w:abstractNumId w:val="29"/>
   </w:num>
   <w:num w:numId="35" w16cid:durableId="1362248205">
-    <w:abstractNumId w:val="25"/>
+    <w:abstractNumId w:val="26"/>
   </w:num>
   <w:num w:numId="36" w16cid:durableId="1877498295">
     <w:abstractNumId w:val="4"/>
@@ -7619,7 +6957,7 @@
     <w:abstractNumId w:val="6"/>
   </w:num>
   <w:num w:numId="38" w16cid:durableId="401417978">
-    <w:abstractNumId w:val="27"/>
+    <w:abstractNumId w:val="28"/>
   </w:num>
   <w:num w:numId="39" w16cid:durableId="1696736214">
     <w:abstractNumId w:val="16"/>
@@ -7656,6 +6994,9 @@
   </w:num>
   <w:num w:numId="41" w16cid:durableId="914433994">
     <w:abstractNumId w:val="13"/>
+  </w:num>
+  <w:num w:numId="42" w16cid:durableId="1967468599">
+    <w:abstractNumId w:val="25"/>
   </w:num>
 </w:numbering>
 </file>
@@ -9134,4 +8475,16 @@
     </a:ext>
   </a:extLst>
 </a:theme>
+</file>
+
+<file path=customXml/item1.xml><?xml version="1.0" encoding="utf-8"?>
+<b:Sources xmlns:b="http://schemas.openxmlformats.org/officeDocument/2006/bibliography" xmlns="http://schemas.openxmlformats.org/officeDocument/2006/bibliography" SelectedStyle="\APASixthEditionOfficeOnline.xsl" StyleName="APA" Version="6"/>
+</file>
+
+<file path=customXml/itemProps1.xml><?xml version="1.0" encoding="utf-8"?>
+<ds:datastoreItem xmlns:ds="http://schemas.openxmlformats.org/officeDocument/2006/customXml" ds:itemID="{FD67C2A7-A3EC-426B-9633-C880BD97A0D7}">
+  <ds:schemaRefs>
+    <ds:schemaRef ds:uri="http://schemas.openxmlformats.org/officeDocument/2006/bibliography"/>
+  </ds:schemaRefs>
+</ds:datastoreItem>
 </file>